--- a/storage/app/templates/default/certificate_retification.docx
+++ b/storage/app/templates/default/certificate_retification.docx
@@ -1,14 +1,13 @@
 
 <file path=word/document.xml><?xml version="1.0" encoding="utf-8"?>
-<w:document xmlns:wpc="http://schemas.microsoft.com/office/word/2010/wordprocessingCanvas" xmlns:cx="http://schemas.microsoft.com/office/drawing/2014/chartex" xmlns:cx1="http://schemas.microsoft.com/office/drawing/2015/9/8/chartex" xmlns:cx2="http://schemas.microsoft.com/office/drawing/2015/10/21/chartex" xmlns:cx3="http://schemas.microsoft.com/office/drawing/2016/5/9/chartex" xmlns:cx4="http://schemas.microsoft.com/office/drawing/2016/5/10/chartex" xmlns:cx5="http://schemas.microsoft.com/office/drawing/2016/5/11/chartex" xmlns:cx6="http://schemas.microsoft.com/office/drawing/2016/5/12/chartex" xmlns:cx7="http://schemas.microsoft.com/office/drawing/2016/5/13/chartex" xmlns:cx8="http://schemas.microsoft.com/office/drawing/2016/5/14/chartex" xmlns:mc="http://schemas.openxmlformats.org/markup-compatibility/2006" xmlns:aink="http://schemas.microsoft.com/office/drawing/2016/ink" xmlns:am3d="http://schemas.microsoft.com/office/drawing/2017/model3d" xmlns:o="urn:schemas-microsoft-com:office:office" xmlns:r="http://schemas.openxmlformats.org/officeDocument/2006/relationships" xmlns:m="http://schemas.openxmlformats.org/officeDocument/2006/math" xmlns:v="urn:schemas-microsoft-com:vml" xmlns:wp14="http://schemas.microsoft.com/office/word/2010/wordprocessingDrawing" xmlns:wp="http://schemas.openxmlformats.org/drawingml/2006/wordprocessingDrawing" xmlns:w10="urn:schemas-microsoft-com:office:word" xmlns:w="http://schemas.openxmlformats.org/wordprocessingml/2006/main" xmlns:w14="http://schemas.microsoft.com/office/word/2010/wordml" xmlns:w15="http://schemas.microsoft.com/office/word/2012/wordml" xmlns:w16cex="http://schemas.microsoft.com/office/word/2018/wordml/cex" xmlns:w16cid="http://schemas.microsoft.com/office/word/2016/wordml/cid" xmlns:w16="http://schemas.microsoft.com/office/word/2018/wordml" xmlns:w16sdtdh="http://schemas.microsoft.com/office/word/2020/wordml/sdtdatahash" xmlns:w16se="http://schemas.microsoft.com/office/word/2015/wordml/symex" xmlns:wpg="http://schemas.microsoft.com/office/word/2010/wordprocessingGroup" xmlns:wpi="http://schemas.microsoft.com/office/word/2010/wordprocessingInk" xmlns:wne="http://schemas.microsoft.com/office/word/2006/wordml" xmlns:wps="http://schemas.microsoft.com/office/word/2010/wordprocessingShape" mc:Ignorable="w14 w15 w16se w16cid w16 w16cex w16sdtdh wp14">
+<w:document xmlns:wpc="http://schemas.microsoft.com/office/word/2010/wordprocessingCanvas" xmlns:cx="http://schemas.microsoft.com/office/drawing/2014/chartex" xmlns:cx1="http://schemas.microsoft.com/office/drawing/2015/9/8/chartex" xmlns:cx2="http://schemas.microsoft.com/office/drawing/2015/10/21/chartex" xmlns:cx3="http://schemas.microsoft.com/office/drawing/2016/5/9/chartex" xmlns:cx4="http://schemas.microsoft.com/office/drawing/2016/5/10/chartex" xmlns:cx5="http://schemas.microsoft.com/office/drawing/2016/5/11/chartex" xmlns:cx6="http://schemas.microsoft.com/office/drawing/2016/5/12/chartex" xmlns:cx7="http://schemas.microsoft.com/office/drawing/2016/5/13/chartex" xmlns:cx8="http://schemas.microsoft.com/office/drawing/2016/5/14/chartex" xmlns:mc="http://schemas.openxmlformats.org/markup-compatibility/2006" xmlns:aink="http://schemas.microsoft.com/office/drawing/2016/ink" xmlns:am3d="http://schemas.microsoft.com/office/drawing/2017/model3d" xmlns:o="urn:schemas-microsoft-com:office:office" xmlns:oel="http://schemas.microsoft.com/office/2019/extlst" xmlns:r="http://schemas.openxmlformats.org/officeDocument/2006/relationships" xmlns:m="http://schemas.openxmlformats.org/officeDocument/2006/math" xmlns:v="urn:schemas-microsoft-com:vml" xmlns:wp14="http://schemas.microsoft.com/office/word/2010/wordprocessingDrawing" xmlns:wp="http://schemas.openxmlformats.org/drawingml/2006/wordprocessingDrawing" xmlns:w10="urn:schemas-microsoft-com:office:word" xmlns:w="http://schemas.openxmlformats.org/wordprocessingml/2006/main" xmlns:w14="http://schemas.microsoft.com/office/word/2010/wordml" xmlns:w15="http://schemas.microsoft.com/office/word/2012/wordml" xmlns:w16cex="http://schemas.microsoft.com/office/word/2018/wordml/cex" xmlns:w16cid="http://schemas.microsoft.com/office/word/2016/wordml/cid" xmlns:w16="http://schemas.microsoft.com/office/word/2018/wordml" xmlns:w16du="http://schemas.microsoft.com/office/word/2023/wordml/word16du" xmlns:w16sdtdh="http://schemas.microsoft.com/office/word/2020/wordml/sdtdatahash" xmlns:w16sdtfl="http://schemas.microsoft.com/office/word/2024/wordml/sdtformatlock" xmlns:w16se="http://schemas.microsoft.com/office/word/2015/wordml/symex" xmlns:wpg="http://schemas.microsoft.com/office/word/2010/wordprocessingGroup" xmlns:wpi="http://schemas.microsoft.com/office/word/2010/wordprocessingInk" xmlns:wne="http://schemas.microsoft.com/office/word/2006/wordml" xmlns:wps="http://schemas.microsoft.com/office/word/2010/wordprocessingShape" mc:Ignorable="w14 w15 w16se w16cid w16 w16cex w16sdtdh w16sdtfl w16du wp14">
   <w:body>
     <w:p>
       <w:pPr>
         <w:pStyle w:val="Corpo"/>
         <w:spacing w:after="0" w:line="240" w:lineRule="auto"/>
-        <w:ind/>
-        <w:rPr>
-          <w:rFonts w:ascii="Times New Roman" w:hAnsi="Times New Roman"/>
+        <w:rPr>
+          <w:rFonts w:ascii="Times New Roman" w:hAnsi="Times New Roman" w:eastAsia="Times New Roman" w:cs="Times New Roman"/>
           <w:b w:val="1"/>
           <w:bCs w:val="1"/>
           <w:sz w:val="24"/>
@@ -23,12 +22,21 @@
         <w:ind w:left="3119"/>
         <w:jc w:val="both"/>
         <w:rPr>
-          <w:rFonts w:ascii="Times New Roman" w:hAnsi="Times New Roman"/>
+          <w:rFonts w:ascii="Times New Roman" w:hAnsi="Times New Roman" w:eastAsia="Times New Roman" w:cs="Times New Roman"/>
+          <w:sz w:val="24"/>
+          <w:szCs w:val="24"/>
+          <w:lang w:val="pt-BR"/>
+        </w:rPr>
+      </w:pPr>
+      <w:r>
+        <w:rPr>
+          <w:rFonts w:ascii="Times New Roman" w:hAnsi="Times New Roman" w:eastAsia="Times New Roman" w:cs="Times New Roman"/>
           <w:sz w:val="24"/>
           <w:szCs w:val="24"/>
           <w:lang w:val="pt-PT"/>
         </w:rPr>
-      </w:pPr>
+        <w:t>WANDER RIBEIRO PALHANO, Oficial de Registro de Imóveis do Cartório de Registro de Imóveis da Primeira Circunscrição da Comarca de Anápolis/GO, na Forma da Lei.</w:t>
+      </w:r>
     </w:p>
     <w:p>
       <w:pPr>
@@ -42,115 +50,1269 @@
           <w:lang w:val="pt-BR"/>
         </w:rPr>
       </w:pPr>
-      <w:r>
-        <w:rPr>
-          <w:rFonts w:ascii="Times New Roman" w:hAnsi="Times New Roman"/>
-          <w:sz w:val="24"/>
-          <w:szCs w:val="24"/>
-          <w:lang w:val="pt-PT"/>
-        </w:rPr>
-        <w:t>WANDER RIBEIRO PALHANO, Oficial de Registro de Im</w:t>
-      </w:r>
-      <w:r>
-        <w:rPr>
-          <w:rFonts w:ascii="Times New Roman" w:hAnsi="Times New Roman"/>
-          <w:sz w:val="24"/>
-          <w:szCs w:val="24"/>
-          <w:lang w:val="pt-PT"/>
-        </w:rPr>
-        <w:t>ó</w:t>
-      </w:r>
-      <w:r>
-        <w:rPr>
-          <w:rFonts w:ascii="Times New Roman" w:hAnsi="Times New Roman"/>
-          <w:sz w:val="24"/>
-          <w:szCs w:val="24"/>
-          <w:lang w:val="pt-PT"/>
-        </w:rPr>
-        <w:t>veis do Cart</w:t>
-      </w:r>
-      <w:r>
-        <w:rPr>
-          <w:rFonts w:ascii="Times New Roman" w:hAnsi="Times New Roman"/>
-          <w:sz w:val="24"/>
-          <w:szCs w:val="24"/>
-          <w:lang w:val="pt-PT"/>
-        </w:rPr>
-        <w:t>ó</w:t>
-      </w:r>
-      <w:r>
-        <w:rPr>
-          <w:rFonts w:ascii="Times New Roman" w:hAnsi="Times New Roman"/>
-          <w:sz w:val="24"/>
-          <w:szCs w:val="24"/>
-          <w:lang w:val="pt-PT"/>
-        </w:rPr>
-        <w:t>rio de Registro de Im</w:t>
-      </w:r>
-      <w:r>
-        <w:rPr>
-          <w:rFonts w:ascii="Times New Roman" w:hAnsi="Times New Roman"/>
-          <w:sz w:val="24"/>
-          <w:szCs w:val="24"/>
-          <w:lang w:val="pt-PT"/>
-        </w:rPr>
-        <w:t>ó</w:t>
-      </w:r>
-      <w:r>
-        <w:rPr>
-          <w:rFonts w:ascii="Times New Roman" w:hAnsi="Times New Roman"/>
-          <w:sz w:val="24"/>
-          <w:szCs w:val="24"/>
-          <w:lang w:val="pt-PT"/>
-        </w:rPr>
-        <w:t>veis da Primeira Circunscri</w:t>
-      </w:r>
-      <w:r>
-        <w:rPr>
-          <w:rFonts w:ascii="Times New Roman" w:hAnsi="Times New Roman"/>
-          <w:sz w:val="24"/>
-          <w:szCs w:val="24"/>
-          <w:lang w:val="pt-PT"/>
-        </w:rPr>
-        <w:t>çã</w:t>
-      </w:r>
-      <w:r>
-        <w:rPr>
-          <w:rFonts w:ascii="Times New Roman" w:hAnsi="Times New Roman"/>
-          <w:sz w:val="24"/>
-          <w:szCs w:val="24"/>
-          <w:lang w:val="pt-PT"/>
-        </w:rPr>
-        <w:t>o da Comarca de An</w:t>
-      </w:r>
-      <w:r>
-        <w:rPr>
-          <w:rFonts w:ascii="Times New Roman" w:hAnsi="Times New Roman"/>
-          <w:sz w:val="24"/>
-          <w:szCs w:val="24"/>
-          <w:lang w:val="pt-PT"/>
-        </w:rPr>
-        <w:t>á</w:t>
-      </w:r>
-      <w:r>
-        <w:rPr>
-          <w:rFonts w:ascii="Times New Roman" w:hAnsi="Times New Roman"/>
-          <w:sz w:val="24"/>
-          <w:szCs w:val="24"/>
-          <w:lang w:val="pt-PT"/>
-        </w:rPr>
-        <w:t>polis/GO, na Forma da Lei.</w:t>
-      </w:r>
     </w:p>
     <w:p>
       <w:pPr>
-        <w:pStyle w:val="Corpo"/>
-        <w:ind w:left="3119"/>
+        <w:pStyle w:val="Normal"/>
+        <w:spacing w:after="271" w:afterLines="113" w:line="360" w:lineRule="auto"/>
+        <w:ind w:firstLine="1134"/>
         <w:jc w:val="both"/>
         <w:rPr>
           <w:rFonts w:ascii="Times New Roman" w:hAnsi="Times New Roman" w:eastAsia="Times New Roman" w:cs="Times New Roman"/>
-          <w:sz w:val="20"/>
-          <w:szCs w:val="20"/>
+          <w:sz w:val="24"/>
+          <w:szCs w:val="24"/>
+          <w:lang w:val="pt-BR"/>
+        </w:rPr>
+      </w:pPr>
+      <w:r>
+        <w:rPr>
+          <w:rFonts w:ascii="Times New Roman" w:hAnsi="Times New Roman" w:eastAsia="Times New Roman" w:cs="Times New Roman"/>
+          <w:b w:val="1"/>
+          <w:bCs w:val="1"/>
+          <w:color w:val="000000" w:themeColor="text1" w:themeTint="FF" w:themeShade="FF"/>
+          <w:sz w:val="24"/>
+          <w:szCs w:val="24"/>
+          <w:lang w:val="pt-BR"/>
+        </w:rPr>
+        <w:t>CERTIFICO</w:t>
+      </w:r>
+      <w:r>
+        <w:rPr>
+          <w:rFonts w:ascii="Times New Roman" w:hAnsi="Times New Roman" w:eastAsia="Times New Roman" w:cs="Times New Roman"/>
+          <w:color w:val="000000" w:themeColor="text1" w:themeTint="FF" w:themeShade="FF"/>
+          <w:sz w:val="24"/>
+          <w:szCs w:val="24"/>
+          <w:lang w:val="pt-BR"/>
+        </w:rPr>
+        <w:t xml:space="preserve">, a requerimento da parte interessada, </w:t>
+      </w:r>
+      <w:r>
+        <w:rPr>
+          <w:rFonts w:ascii="Times New Roman" w:hAnsi="Times New Roman" w:eastAsia="Times New Roman" w:cs="Times New Roman"/>
+          <w:color w:val="000000" w:themeColor="text1" w:themeTint="FF" w:themeShade="FF"/>
+          <w:sz w:val="24"/>
+          <w:szCs w:val="24"/>
+          <w:lang w:val="pt-BR"/>
+        </w:rPr>
+        <w:t>conforme</w:t>
+      </w:r>
+      <w:r>
+        <w:rPr>
+          <w:rFonts w:ascii="Times New Roman" w:hAnsi="Times New Roman" w:eastAsia="Times New Roman" w:cs="Times New Roman"/>
+          <w:color w:val="000000" w:themeColor="text1" w:themeTint="FF" w:themeShade="FF"/>
+          <w:sz w:val="24"/>
+          <w:szCs w:val="24"/>
+          <w:lang w:val="pt-BR"/>
+        </w:rPr>
+        <w:t xml:space="preserve"> disposto no</w:t>
+      </w:r>
+      <w:r>
+        <w:rPr>
+          <w:rFonts w:ascii="Times New Roman" w:hAnsi="Times New Roman" w:eastAsia="Times New Roman" w:cs="Times New Roman"/>
+          <w:color w:val="000000" w:themeColor="text1" w:themeTint="FF" w:themeShade="FF"/>
+          <w:sz w:val="24"/>
+          <w:szCs w:val="24"/>
+          <w:lang w:val="pt-BR"/>
+        </w:rPr>
+        <w:t xml:space="preserve"> </w:t>
+      </w:r>
+      <w:r>
+        <w:rPr>
+          <w:rFonts w:ascii="Times New Roman" w:hAnsi="Times New Roman" w:eastAsia="Times New Roman" w:cs="Times New Roman"/>
+          <w:sz w:val="24"/>
+          <w:szCs w:val="24"/>
+          <w:lang w:val="pt-PT"/>
+        </w:rPr>
+        <w:t>Art</w:t>
+      </w:r>
+      <w:r>
+        <w:rPr>
+          <w:rFonts w:ascii="Times New Roman" w:hAnsi="Times New Roman" w:eastAsia="Times New Roman" w:cs="Times New Roman"/>
+          <w:sz w:val="24"/>
+          <w:szCs w:val="24"/>
+          <w:lang w:val="pt-PT"/>
+        </w:rPr>
+        <w:t>. 213, §</w:t>
+      </w:r>
+      <w:r>
+        <w:rPr>
+          <w:rFonts w:ascii="Times New Roman" w:hAnsi="Times New Roman" w:eastAsia="Times New Roman" w:cs="Times New Roman"/>
+          <w:sz w:val="24"/>
+          <w:szCs w:val="24"/>
+          <w:lang w:val="pt-BR"/>
+        </w:rPr>
+        <w:t>2</w:t>
+      </w:r>
+      <w:r>
+        <w:rPr>
+          <w:rFonts w:ascii="Times New Roman" w:hAnsi="Times New Roman" w:eastAsia="Times New Roman" w:cs="Times New Roman"/>
+          <w:sz w:val="24"/>
+          <w:szCs w:val="24"/>
+          <w:lang w:val="pt-PT"/>
+        </w:rPr>
+        <w:t xml:space="preserve">º, da Lei 6.015/1973 (Lei de </w:t>
+      </w:r>
+      <w:r>
+        <w:rPr>
+          <w:rFonts w:ascii="Times New Roman" w:hAnsi="Times New Roman" w:eastAsia="Times New Roman" w:cs="Times New Roman"/>
+          <w:sz w:val="24"/>
+          <w:szCs w:val="24"/>
+          <w:lang w:val="pt-PT"/>
+        </w:rPr>
+        <w:t>Registros</w:t>
+      </w:r>
+      <w:r>
+        <w:rPr>
+          <w:rFonts w:ascii="Times New Roman" w:hAnsi="Times New Roman" w:eastAsia="Times New Roman" w:cs="Times New Roman"/>
+          <w:sz w:val="24"/>
+          <w:szCs w:val="24"/>
+          <w:lang w:val="pt-PT"/>
+        </w:rPr>
+        <w:t xml:space="preserve"> Públicos)</w:t>
+      </w:r>
+      <w:r>
+        <w:rPr>
+          <w:rFonts w:ascii="Times New Roman" w:hAnsi="Times New Roman" w:eastAsia="Times New Roman" w:cs="Times New Roman"/>
+          <w:color w:val="000000" w:themeColor="text1" w:themeTint="FF" w:themeShade="FF"/>
+          <w:sz w:val="24"/>
+          <w:szCs w:val="24"/>
+          <w:lang w:val="pt-BR"/>
+        </w:rPr>
+        <w:t xml:space="preserve">, </w:t>
+      </w:r>
+      <w:r>
+        <w:rPr>
+          <w:rFonts w:ascii="Times New Roman" w:hAnsi="Times New Roman" w:eastAsia="Times New Roman" w:cs="Times New Roman"/>
+          <w:color w:val="000000" w:themeColor="text1" w:themeTint="FF" w:themeShade="FF"/>
+          <w:sz w:val="24"/>
+          <w:szCs w:val="24"/>
+          <w:lang w:val="pt-BR"/>
+        </w:rPr>
+        <w:t xml:space="preserve">que essa serventia realizou diligências visando </w:t>
+      </w:r>
+      <w:r>
+        <w:rPr>
+          <w:rFonts w:ascii="Times New Roman" w:hAnsi="Times New Roman" w:eastAsia="Times New Roman" w:cs="Times New Roman"/>
+          <w:color w:val="000000" w:themeColor="text1" w:themeTint="FF" w:themeShade="FF"/>
+          <w:sz w:val="24"/>
+          <w:szCs w:val="24"/>
+          <w:lang w:val="pt-BR"/>
+        </w:rPr>
+        <w:t>notificar</w:t>
+      </w:r>
+      <w:r>
+        <w:rPr>
+          <w:rFonts w:ascii="Times New Roman" w:hAnsi="Times New Roman" w:eastAsia="Times New Roman" w:cs="Times New Roman"/>
+          <w:color w:val="000000" w:themeColor="text1" w:themeTint="FF" w:themeShade="FF"/>
+          <w:sz w:val="24"/>
+          <w:szCs w:val="24"/>
+          <w:lang w:val="pt-BR"/>
+        </w:rPr>
+        <w:t xml:space="preserve"> </w:t>
+      </w:r>
+      <w:r>
+        <w:rPr>
+          <w:rFonts w:ascii="Times New Roman" w:hAnsi="Times New Roman" w:eastAsia="Times New Roman" w:cs="Times New Roman"/>
+          <w:color w:val="000000" w:themeColor="text1" w:themeTint="FF" w:themeShade="FF"/>
+          <w:sz w:val="24"/>
+          <w:szCs w:val="24"/>
+          <w:lang w:val="pt-BR"/>
+        </w:rPr>
+        <w:t>${</w:t>
+      </w:r>
+      <w:r>
+        <w:rPr>
+          <w:rFonts w:ascii="Times New Roman" w:hAnsi="Times New Roman" w:eastAsia="Times New Roman" w:cs="Times New Roman"/>
+          <w:color w:val="000000" w:themeColor="text1" w:themeTint="FF" w:themeShade="FF"/>
+          <w:sz w:val="24"/>
+          <w:szCs w:val="24"/>
+          <w:lang w:val="pt-BR"/>
+        </w:rPr>
+        <w:t>verb_</w:t>
+      </w:r>
+      <w:r>
+        <w:rPr>
+          <w:rFonts w:ascii="Times New Roman" w:hAnsi="Times New Roman" w:eastAsia="Times New Roman" w:cs="Times New Roman"/>
+          <w:color w:val="000000" w:themeColor="text1" w:themeTint="FF" w:themeShade="FF"/>
+          <w:sz w:val="24"/>
+          <w:szCs w:val="24"/>
+          <w:lang w:val="pt-BR"/>
+        </w:rPr>
+        <w:t>confronter</w:t>
+      </w:r>
+      <w:r>
+        <w:rPr>
+          <w:rFonts w:ascii="Times New Roman" w:hAnsi="Times New Roman" w:eastAsia="Times New Roman" w:cs="Times New Roman"/>
+          <w:color w:val="000000" w:themeColor="text1" w:themeTint="FF" w:themeShade="FF"/>
+          <w:sz w:val="24"/>
+          <w:szCs w:val="24"/>
+          <w:lang w:val="pt-BR"/>
+        </w:rPr>
+        <w:t>}</w:t>
+      </w:r>
+      <w:r>
+        <w:rPr>
+          <w:rFonts w:ascii="Times New Roman" w:hAnsi="Times New Roman" w:eastAsia="Times New Roman" w:cs="Times New Roman"/>
+          <w:color w:val="000000" w:themeColor="text1" w:themeTint="FF" w:themeShade="FF"/>
+          <w:sz w:val="24"/>
+          <w:szCs w:val="24"/>
+          <w:lang w:val="pt-BR"/>
+        </w:rPr>
+        <w:t xml:space="preserve"> </w:t>
+      </w:r>
+      <w:r>
+        <w:rPr>
+          <w:rFonts w:ascii="Times New Roman" w:hAnsi="Times New Roman" w:eastAsia="Times New Roman" w:cs="Times New Roman"/>
+          <w:color w:val="000000" w:themeColor="text1" w:themeTint="FF" w:themeShade="FF"/>
+          <w:sz w:val="24"/>
+          <w:szCs w:val="24"/>
+          <w:lang w:val="pt-BR"/>
+        </w:rPr>
+        <w:t>${</w:t>
+      </w:r>
+      <w:r>
+        <w:rPr>
+          <w:rFonts w:ascii="Times New Roman" w:hAnsi="Times New Roman" w:eastAsia="Times New Roman" w:cs="Times New Roman"/>
+          <w:color w:val="000000" w:themeColor="text1" w:themeTint="FF" w:themeShade="FF"/>
+          <w:sz w:val="24"/>
+          <w:szCs w:val="24"/>
+          <w:lang w:val="pt-BR"/>
+        </w:rPr>
+        <w:t>people_list</w:t>
+      </w:r>
+      <w:r>
+        <w:rPr>
+          <w:rFonts w:ascii="Times New Roman" w:hAnsi="Times New Roman" w:eastAsia="Times New Roman" w:cs="Times New Roman"/>
+          <w:color w:val="000000" w:themeColor="text1" w:themeTint="FF" w:themeShade="FF"/>
+          <w:sz w:val="24"/>
+          <w:szCs w:val="24"/>
+          <w:lang w:val="pt-BR"/>
+        </w:rPr>
+        <w:t>}</w:t>
+      </w:r>
+      <w:r>
+        <w:rPr>
+          <w:rFonts w:ascii="Times New Roman" w:hAnsi="Times New Roman" w:eastAsia="Times New Roman" w:cs="Times New Roman"/>
+          <w:color w:val="000000" w:themeColor="text1" w:themeTint="FF" w:themeShade="FF"/>
+          <w:sz w:val="24"/>
+          <w:szCs w:val="24"/>
+          <w:lang w:val="pt-BR"/>
+        </w:rPr>
+        <w:t xml:space="preserve">, </w:t>
+      </w:r>
+      <w:r>
+        <w:rPr>
+          <w:rFonts w:ascii="Times New Roman" w:hAnsi="Times New Roman" w:eastAsia="Times New Roman" w:cs="Times New Roman"/>
+          <w:color w:val="000000" w:themeColor="text1" w:themeTint="FF" w:themeShade="FF"/>
+          <w:sz w:val="24"/>
+          <w:szCs w:val="24"/>
+          <w:lang w:val="pt-BR"/>
+        </w:rPr>
+        <w:t>${</w:t>
+      </w:r>
+      <w:r>
+        <w:rPr>
+          <w:rFonts w:ascii="Times New Roman" w:hAnsi="Times New Roman" w:eastAsia="Times New Roman" w:cs="Times New Roman"/>
+          <w:color w:val="000000" w:themeColor="text1" w:themeTint="FF" w:themeShade="FF"/>
+          <w:sz w:val="24"/>
+          <w:szCs w:val="24"/>
+          <w:lang w:val="pt-BR"/>
+        </w:rPr>
+        <w:t>verb_property</w:t>
+      </w:r>
+      <w:r>
+        <w:rPr>
+          <w:rFonts w:ascii="Times New Roman" w:hAnsi="Times New Roman" w:eastAsia="Times New Roman" w:cs="Times New Roman"/>
+          <w:color w:val="000000" w:themeColor="text1" w:themeTint="FF" w:themeShade="FF"/>
+          <w:sz w:val="24"/>
+          <w:szCs w:val="24"/>
+          <w:lang w:val="pt-BR"/>
+        </w:rPr>
+        <w:t>}</w:t>
+      </w:r>
+      <w:r>
+        <w:rPr>
+          <w:rFonts w:ascii="Times New Roman" w:hAnsi="Times New Roman" w:eastAsia="Times New Roman" w:cs="Times New Roman"/>
+          <w:color w:val="000000" w:themeColor="text1" w:themeTint="FF" w:themeShade="FF"/>
+          <w:sz w:val="24"/>
+          <w:szCs w:val="24"/>
+          <w:lang w:val="pt-BR"/>
+        </w:rPr>
+        <w:t xml:space="preserve"> </w:t>
+      </w:r>
+      <w:r>
+        <w:rPr>
+          <w:rFonts w:ascii="Times New Roman" w:hAnsi="Times New Roman" w:eastAsia="Times New Roman" w:cs="Times New Roman"/>
+          <w:color w:val="000000" w:themeColor="text1" w:themeTint="FF" w:themeShade="FF"/>
+          <w:sz w:val="24"/>
+          <w:szCs w:val="24"/>
+          <w:lang w:val="pt-BR"/>
+        </w:rPr>
+        <w:t>${</w:t>
+      </w:r>
+      <w:r>
+        <w:rPr>
+          <w:rFonts w:ascii="Times New Roman" w:hAnsi="Times New Roman" w:eastAsia="Times New Roman" w:cs="Times New Roman"/>
+          <w:color w:val="000000" w:themeColor="text1" w:themeTint="FF" w:themeShade="FF"/>
+          <w:sz w:val="24"/>
+          <w:szCs w:val="24"/>
+          <w:lang w:val="pt-BR"/>
+        </w:rPr>
+        <w:t>property_article</w:t>
+      </w:r>
+      <w:r>
+        <w:rPr>
+          <w:rFonts w:ascii="Times New Roman" w:hAnsi="Times New Roman" w:eastAsia="Times New Roman" w:cs="Times New Roman"/>
+          <w:color w:val="000000" w:themeColor="text1" w:themeTint="FF" w:themeShade="FF"/>
+          <w:sz w:val="24"/>
+          <w:szCs w:val="24"/>
+          <w:lang w:val="pt-BR"/>
+        </w:rPr>
+        <w:t>}</w:t>
+      </w:r>
+      <w:r>
+        <w:rPr>
+          <w:rFonts w:ascii="Times New Roman" w:hAnsi="Times New Roman" w:eastAsia="Times New Roman" w:cs="Times New Roman"/>
+          <w:color w:val="000000" w:themeColor="text1" w:themeTint="FF" w:themeShade="FF"/>
+          <w:sz w:val="24"/>
+          <w:szCs w:val="24"/>
+          <w:lang w:val="pt-BR"/>
+        </w:rPr>
+        <w:t xml:space="preserve"> </w:t>
+      </w:r>
+      <w:r>
+        <w:rPr>
+          <w:rFonts w:ascii="Times New Roman" w:hAnsi="Times New Roman" w:eastAsia="Times New Roman" w:cs="Times New Roman"/>
+          <w:color w:val="000000" w:themeColor="text1" w:themeTint="FF" w:themeShade="FF"/>
+          <w:sz w:val="24"/>
+          <w:szCs w:val="24"/>
+          <w:lang w:val="pt-BR"/>
+        </w:rPr>
+        <w:t xml:space="preserve"> </w:t>
+      </w:r>
+      <w:r>
+        <w:rPr>
+          <w:rFonts w:ascii="Times New Roman" w:hAnsi="Times New Roman" w:eastAsia="Times New Roman" w:cs="Times New Roman"/>
+          <w:color w:val="000000" w:themeColor="text1" w:themeTint="FF" w:themeShade="FF"/>
+          <w:sz w:val="24"/>
+          <w:szCs w:val="24"/>
+          <w:lang w:val="pt-BR"/>
+        </w:rPr>
+        <w:t>${</w:t>
+      </w:r>
+      <w:r>
+        <w:rPr>
+          <w:rFonts w:ascii="Times New Roman" w:hAnsi="Times New Roman" w:eastAsia="Times New Roman" w:cs="Times New Roman"/>
+          <w:color w:val="000000" w:themeColor="text1" w:themeTint="FF" w:themeShade="FF"/>
+          <w:sz w:val="24"/>
+          <w:szCs w:val="24"/>
+          <w:lang w:val="pt-BR"/>
+        </w:rPr>
+        <w:t>addressess</w:t>
+      </w:r>
+      <w:r>
+        <w:rPr>
+          <w:rFonts w:ascii="Times New Roman" w:hAnsi="Times New Roman" w:eastAsia="Times New Roman" w:cs="Times New Roman"/>
+          <w:color w:val="000000" w:themeColor="text1" w:themeTint="FF" w:themeShade="FF"/>
+          <w:sz w:val="24"/>
+          <w:szCs w:val="24"/>
+          <w:lang w:val="pt-BR"/>
+        </w:rPr>
+        <w:t>_list</w:t>
+      </w:r>
+      <w:r>
+        <w:rPr>
+          <w:rFonts w:ascii="Times New Roman" w:hAnsi="Times New Roman" w:eastAsia="Times New Roman" w:cs="Times New Roman"/>
+          <w:color w:val="000000" w:themeColor="text1" w:themeTint="FF" w:themeShade="FF"/>
+          <w:sz w:val="24"/>
+          <w:szCs w:val="24"/>
+          <w:lang w:val="pt-BR"/>
+        </w:rPr>
+        <w:t>}</w:t>
+      </w:r>
+      <w:r>
+        <w:rPr>
+          <w:rFonts w:ascii="Times New Roman" w:hAnsi="Times New Roman" w:eastAsia="Times New Roman" w:cs="Times New Roman"/>
+          <w:color w:val="000000" w:themeColor="text1" w:themeTint="FF" w:themeShade="FF"/>
+          <w:sz w:val="24"/>
+          <w:szCs w:val="24"/>
+          <w:lang w:val="pt-BR"/>
+        </w:rPr>
+        <w:t xml:space="preserve">. A </w:t>
+      </w:r>
+      <w:r>
+        <w:rPr>
+          <w:rFonts w:ascii="Times New Roman" w:hAnsi="Times New Roman" w:eastAsia="Times New Roman" w:cs="Times New Roman"/>
+          <w:color w:val="000000" w:themeColor="text1" w:themeTint="FF" w:themeShade="FF"/>
+          <w:sz w:val="24"/>
+          <w:szCs w:val="24"/>
+          <w:lang w:val="pt-BR"/>
+        </w:rPr>
+        <w:t xml:space="preserve">notificação </w:t>
+      </w:r>
+      <w:r>
+        <w:rPr>
+          <w:rFonts w:ascii="Times New Roman" w:hAnsi="Times New Roman" w:eastAsia="Times New Roman" w:cs="Times New Roman"/>
+          <w:color w:val="000000" w:themeColor="text1" w:themeTint="FF" w:themeShade="FF"/>
+          <w:sz w:val="24"/>
+          <w:szCs w:val="24"/>
+          <w:lang w:val="pt-BR"/>
+        </w:rPr>
+        <w:t>teve por objeto a necessidade</w:t>
+      </w:r>
+      <w:r>
+        <w:rPr>
+          <w:rFonts w:ascii="Times New Roman" w:hAnsi="Times New Roman" w:eastAsia="Times New Roman" w:cs="Times New Roman"/>
+          <w:color w:val="000000" w:themeColor="text1" w:themeTint="FF" w:themeShade="FF"/>
+          <w:sz w:val="24"/>
+          <w:szCs w:val="24"/>
+          <w:lang w:val="pt-BR"/>
+        </w:rPr>
+        <w:t xml:space="preserve"> de </w:t>
+      </w:r>
+      <w:r>
+        <w:rPr>
+          <w:rFonts w:ascii="Times New Roman" w:hAnsi="Times New Roman" w:eastAsia="Times New Roman" w:cs="Times New Roman"/>
+          <w:color w:val="000000" w:themeColor="text1" w:themeTint="FF" w:themeShade="FF"/>
+          <w:sz w:val="24"/>
+          <w:szCs w:val="24"/>
+          <w:lang w:val="pt-BR"/>
+        </w:rPr>
+        <w:t>${</w:t>
+      </w:r>
+      <w:r>
+        <w:rPr>
+          <w:rFonts w:ascii="Times New Roman" w:hAnsi="Times New Roman" w:eastAsia="Times New Roman" w:cs="Times New Roman"/>
+          <w:color w:val="000000" w:themeColor="text1" w:themeTint="FF" w:themeShade="FF"/>
+          <w:sz w:val="24"/>
+          <w:szCs w:val="24"/>
+          <w:lang w:val="pt-BR"/>
+        </w:rPr>
+        <w:t>notified_article</w:t>
+      </w:r>
+      <w:r>
+        <w:rPr>
+          <w:rFonts w:ascii="Times New Roman" w:hAnsi="Times New Roman" w:eastAsia="Times New Roman" w:cs="Times New Roman"/>
+          <w:color w:val="000000" w:themeColor="text1" w:themeTint="FF" w:themeShade="FF"/>
+          <w:sz w:val="24"/>
+          <w:szCs w:val="24"/>
+          <w:lang w:val="pt-BR"/>
+        </w:rPr>
+        <w:t>}</w:t>
+      </w:r>
+      <w:r>
+        <w:rPr>
+          <w:rFonts w:ascii="Times New Roman" w:hAnsi="Times New Roman" w:eastAsia="Times New Roman" w:cs="Times New Roman"/>
+          <w:color w:val="000000" w:themeColor="text1" w:themeTint="FF" w:themeShade="FF"/>
+          <w:sz w:val="24"/>
+          <w:szCs w:val="24"/>
+          <w:lang w:val="pt-BR"/>
+        </w:rPr>
+        <w:t xml:space="preserve"> se </w:t>
+      </w:r>
+      <w:r>
+        <w:rPr>
+          <w:rFonts w:ascii="Times New Roman" w:hAnsi="Times New Roman" w:eastAsia="Times New Roman" w:cs="Times New Roman"/>
+          <w:color w:val="000000" w:themeColor="text1" w:themeTint="FF" w:themeShade="FF"/>
+          <w:sz w:val="24"/>
+          <w:szCs w:val="24"/>
+          <w:lang w:val="pt-BR"/>
+        </w:rPr>
+        <w:t xml:space="preserve">${verb_manifest2} </w:t>
+      </w:r>
+      <w:r>
+        <w:rPr>
+          <w:rFonts w:ascii="Times New Roman" w:hAnsi="Times New Roman" w:eastAsia="Times New Roman" w:cs="Times New Roman"/>
+          <w:sz w:val="24"/>
+          <w:szCs w:val="24"/>
+          <w:lang w:val="pt-BR"/>
+        </w:rPr>
+        <w:t xml:space="preserve">sobre a </w:t>
+      </w:r>
+      <w:r>
+        <w:rPr>
+          <w:rFonts w:ascii="Times New Roman" w:hAnsi="Times New Roman" w:eastAsia="Times New Roman" w:cs="Times New Roman"/>
+          <w:b w:val="1"/>
+          <w:bCs w:val="1"/>
+          <w:sz w:val="24"/>
+          <w:szCs w:val="24"/>
+          <w:lang w:val="pt-BR"/>
+        </w:rPr>
+        <w:t>Retificação de Área</w:t>
+      </w:r>
+      <w:r>
+        <w:rPr>
+          <w:rFonts w:ascii="Times New Roman" w:hAnsi="Times New Roman" w:eastAsia="Times New Roman" w:cs="Times New Roman"/>
+          <w:sz w:val="24"/>
+          <w:szCs w:val="24"/>
+          <w:lang w:val="pt-BR"/>
+        </w:rPr>
+        <w:t xml:space="preserve"> do </w:t>
+      </w:r>
+      <w:r>
+        <w:rPr>
+          <w:rFonts w:ascii="Times New Roman" w:hAnsi="Times New Roman" w:eastAsia="Times New Roman" w:cs="Times New Roman"/>
+          <w:color w:val="000000" w:themeColor="text1" w:themeTint="FF" w:themeShade="FF"/>
+          <w:sz w:val="24"/>
+          <w:szCs w:val="24"/>
+          <w:lang w:val="pt-BR"/>
+        </w:rPr>
+        <w:t>${</w:t>
+      </w:r>
+      <w:r>
+        <w:rPr>
+          <w:rFonts w:ascii="Times New Roman" w:hAnsi="Times New Roman" w:eastAsia="Times New Roman" w:cs="Times New Roman"/>
+          <w:color w:val="000000" w:themeColor="text1" w:themeTint="FF" w:themeShade="FF"/>
+          <w:sz w:val="24"/>
+          <w:szCs w:val="24"/>
+          <w:lang w:val="pt-BR"/>
+        </w:rPr>
+        <w:t>property_notified</w:t>
+      </w:r>
+      <w:r>
+        <w:rPr>
+          <w:rFonts w:ascii="Times New Roman" w:hAnsi="Times New Roman" w:eastAsia="Times New Roman" w:cs="Times New Roman"/>
+          <w:color w:val="000000" w:themeColor="text1" w:themeTint="FF" w:themeShade="FF"/>
+          <w:sz w:val="24"/>
+          <w:szCs w:val="24"/>
+          <w:lang w:val="pt-BR"/>
+        </w:rPr>
+        <w:t>}</w:t>
+      </w:r>
+      <w:r>
+        <w:rPr>
+          <w:rFonts w:ascii="Times New Roman" w:hAnsi="Times New Roman" w:eastAsia="Times New Roman" w:cs="Times New Roman"/>
+          <w:sz w:val="24"/>
+          <w:szCs w:val="24"/>
+          <w:lang w:val="pt-BR"/>
+        </w:rPr>
+        <w:t xml:space="preserve"> (Imóvel vinculado à Matrícula </w:t>
+      </w:r>
+      <w:r>
+        <w:rPr>
+          <w:rFonts w:ascii="Times New Roman" w:hAnsi="Times New Roman" w:eastAsia="Times New Roman" w:cs="Times New Roman"/>
+          <w:sz w:val="24"/>
+          <w:szCs w:val="24"/>
+          <w:lang w:val="pt-BR"/>
+        </w:rPr>
+        <w:t>${</w:t>
+      </w:r>
+      <w:r>
+        <w:rPr>
+          <w:rFonts w:ascii="Times New Roman" w:hAnsi="Times New Roman" w:eastAsia="Times New Roman" w:cs="Times New Roman"/>
+          <w:sz w:val="24"/>
+          <w:szCs w:val="24"/>
+          <w:lang w:val="pt-BR"/>
+        </w:rPr>
+        <w:t>property_registry</w:t>
+      </w:r>
+      <w:r>
+        <w:rPr>
+          <w:rFonts w:ascii="Times New Roman" w:hAnsi="Times New Roman" w:eastAsia="Times New Roman" w:cs="Times New Roman"/>
+          <w:sz w:val="24"/>
+          <w:szCs w:val="24"/>
+          <w:lang w:val="pt-BR"/>
+        </w:rPr>
+        <w:t>}</w:t>
+      </w:r>
+      <w:r>
+        <w:rPr>
+          <w:rFonts w:ascii="Times New Roman" w:hAnsi="Times New Roman" w:eastAsia="Times New Roman" w:cs="Times New Roman"/>
+          <w:sz w:val="24"/>
+          <w:szCs w:val="24"/>
+          <w:lang w:val="pt-BR"/>
+        </w:rPr>
+        <w:t xml:space="preserve"> do </w:t>
+      </w:r>
+      <w:r>
+        <w:rPr>
+          <w:rFonts w:ascii="Times New Roman" w:hAnsi="Times New Roman" w:eastAsia="Times New Roman" w:cs="Times New Roman"/>
+          <w:sz w:val="24"/>
+          <w:szCs w:val="24"/>
+          <w:lang w:val="pt-BR"/>
+        </w:rPr>
+        <w:t>${</w:t>
+      </w:r>
+      <w:r>
+        <w:rPr>
+          <w:rFonts w:ascii="Times New Roman" w:hAnsi="Times New Roman" w:eastAsia="Times New Roman" w:cs="Times New Roman"/>
+          <w:sz w:val="24"/>
+          <w:szCs w:val="24"/>
+          <w:lang w:val="pt-BR"/>
+        </w:rPr>
+        <w:t>registry_place</w:t>
+      </w:r>
+      <w:r>
+        <w:rPr>
+          <w:rFonts w:ascii="Times New Roman" w:hAnsi="Times New Roman" w:eastAsia="Times New Roman" w:cs="Times New Roman"/>
+          <w:sz w:val="24"/>
+          <w:szCs w:val="24"/>
+          <w:lang w:val="pt-BR"/>
+        </w:rPr>
+        <w:t>}</w:t>
+      </w:r>
+      <w:r>
+        <w:rPr>
+          <w:rFonts w:ascii="Times New Roman" w:hAnsi="Times New Roman" w:eastAsia="Times New Roman" w:cs="Times New Roman"/>
+          <w:sz w:val="24"/>
+          <w:szCs w:val="24"/>
+          <w:lang w:val="pt-BR"/>
+        </w:rPr>
+        <w:t>)</w:t>
+      </w:r>
+      <w:r>
+        <w:rPr>
+          <w:rFonts w:ascii="Times New Roman" w:hAnsi="Times New Roman" w:eastAsia="Times New Roman" w:cs="Times New Roman"/>
+          <w:sz w:val="24"/>
+          <w:szCs w:val="24"/>
+          <w:lang w:val="pt-BR"/>
+        </w:rPr>
+        <w:t>.</w:t>
+      </w:r>
+    </w:p>
+    <w:p>
+      <w:pPr>
+        <w:pStyle w:val="Normal"/>
+        <w:spacing w:after="271" w:afterLines="113" w:line="360" w:lineRule="auto"/>
+        <w:ind w:firstLine="1134"/>
+        <w:jc w:val="both"/>
+        <w:rPr>
+          <w:rFonts w:ascii="Times New Roman" w:hAnsi="Times New Roman" w:eastAsia="Times New Roman" w:cs="Times New Roman"/>
+          <w:sz w:val="24"/>
+          <w:szCs w:val="24"/>
+          <w:lang w:val="pt-BR"/>
+        </w:rPr>
+      </w:pPr>
+      <w:r>
+        <w:rPr>
+          <w:rFonts w:ascii="Times New Roman" w:hAnsi="Times New Roman" w:eastAsia="Times New Roman" w:cs="Times New Roman"/>
+          <w:sz w:val="24"/>
+          <w:szCs w:val="24"/>
+          <w:lang w:val="pt-BR"/>
+        </w:rPr>
+        <w:t>${</w:t>
+      </w:r>
+      <w:r>
+        <w:rPr>
+          <w:rFonts w:ascii="Times New Roman" w:hAnsi="Times New Roman" w:eastAsia="Times New Roman" w:cs="Times New Roman"/>
+          <w:sz w:val="24"/>
+          <w:szCs w:val="24"/>
+          <w:lang w:val="pt-BR"/>
+        </w:rPr>
+        <w:t>visits_list</w:t>
+      </w:r>
+      <w:r>
+        <w:rPr>
+          <w:rFonts w:ascii="Times New Roman" w:hAnsi="Times New Roman" w:eastAsia="Times New Roman" w:cs="Times New Roman"/>
+          <w:sz w:val="24"/>
+          <w:szCs w:val="24"/>
+          <w:lang w:val="pt-BR"/>
+        </w:rPr>
+        <w:t>}</w:t>
+      </w:r>
+    </w:p>
+    <w:p>
+      <w:pPr>
+        <w:spacing w:after="113" w:line="360" w:lineRule="auto"/>
+        <w:ind w:firstLine="1134"/>
+        <w:jc w:val="both"/>
+        <w:rPr>
+          <w:rFonts w:ascii="Times New Roman" w:hAnsi="Times New Roman" w:eastAsia="Times New Roman" w:cs="Times New Roman"/>
+          <w:color w:val="FF0000"/>
+          <w:sz w:val="24"/>
+          <w:szCs w:val="24"/>
+          <w:lang w:val="pt-BR"/>
+        </w:rPr>
+      </w:pPr>
+      <w:bookmarkStart w:name="_Hlk221002830" w:id="0"/>
+      <w:r>
+        <w:rPr>
+          <w:rFonts w:ascii="Times New Roman" w:hAnsi="Times New Roman" w:eastAsia="Times New Roman" w:cs="Times New Roman"/>
+          <w:sz w:val="24"/>
+          <w:szCs w:val="24"/>
+          <w:lang w:val="pt-BR"/>
+        </w:rPr>
+        <w:t xml:space="preserve">Registra-se que o Senhor </w:t>
+      </w:r>
+      <w:r>
+        <w:rPr>
+          <w:rFonts w:ascii="Times New Roman" w:hAnsi="Times New Roman" w:eastAsia="Times New Roman" w:cs="Times New Roman"/>
+          <w:color w:val="FF0000"/>
+          <w:sz w:val="24"/>
+          <w:szCs w:val="24"/>
+          <w:lang w:val="pt-BR"/>
+        </w:rPr>
+        <w:t>[Fulano de Tal]</w:t>
+      </w:r>
+      <w:r>
+        <w:rPr>
+          <w:rFonts w:ascii="Times New Roman" w:hAnsi="Times New Roman" w:eastAsia="Times New Roman" w:cs="Times New Roman"/>
+          <w:sz w:val="24"/>
+          <w:szCs w:val="24"/>
+          <w:lang w:val="pt-BR"/>
+        </w:rPr>
+        <w:t xml:space="preserve"> foi representado no ato de assinatura da notificação pela Senhora </w:t>
+      </w:r>
+      <w:r>
+        <w:rPr>
+          <w:rFonts w:ascii="Times New Roman" w:hAnsi="Times New Roman" w:eastAsia="Times New Roman" w:cs="Times New Roman"/>
+          <w:color w:val="FF0000"/>
+          <w:sz w:val="24"/>
+          <w:szCs w:val="24"/>
+          <w:lang w:val="pt-BR"/>
+        </w:rPr>
+        <w:t>[Beltrana de Tal]</w:t>
+      </w:r>
+      <w:r>
+        <w:rPr>
+          <w:rFonts w:ascii="Times New Roman" w:hAnsi="Times New Roman" w:eastAsia="Times New Roman" w:cs="Times New Roman"/>
+          <w:sz w:val="24"/>
+          <w:szCs w:val="24"/>
+          <w:lang w:val="pt-BR"/>
+        </w:rPr>
+        <w:t xml:space="preserve">, conforme </w:t>
+      </w:r>
+      <w:r>
+        <w:rPr>
+          <w:rFonts w:ascii="Times New Roman" w:hAnsi="Times New Roman" w:eastAsia="Times New Roman" w:cs="Times New Roman"/>
+          <w:sz w:val="24"/>
+          <w:szCs w:val="24"/>
+          <w:lang w:val="pt-BR"/>
+        </w:rPr>
+        <w:t xml:space="preserve">procuração </w:t>
+      </w:r>
+      <w:r>
+        <w:rPr>
+          <w:rFonts w:ascii="Times New Roman" w:hAnsi="Times New Roman" w:eastAsia="Times New Roman" w:cs="Times New Roman"/>
+          <w:color w:val="FF0000"/>
+          <w:sz w:val="24"/>
+          <w:szCs w:val="24"/>
+          <w:lang w:val="pt-BR"/>
+        </w:rPr>
+        <w:t>lavrada no 3º Tabelionato de Notas da Comarca de Anápolis, Livro 150, Folha 32, em 01/02/2021</w:t>
+      </w:r>
+      <w:r>
+        <w:rPr>
+          <w:rFonts w:ascii="Times New Roman" w:hAnsi="Times New Roman" w:eastAsia="Times New Roman" w:cs="Times New Roman"/>
+          <w:color w:val="FF0000"/>
+          <w:sz w:val="24"/>
+          <w:szCs w:val="24"/>
+          <w:lang w:val="pt-BR"/>
+        </w:rPr>
+        <w:t>.</w:t>
+      </w:r>
+      <w:r>
+        <w:rPr>
+          <w:rFonts w:ascii="Times New Roman" w:hAnsi="Times New Roman" w:eastAsia="Times New Roman" w:cs="Times New Roman"/>
+          <w:color w:val="FF0000"/>
+          <w:sz w:val="24"/>
+          <w:szCs w:val="24"/>
+          <w:lang w:val="pt-BR"/>
+        </w:rPr>
+        <w:t xml:space="preserve"> (INSERIR MANUALMENTE)</w:t>
+      </w:r>
+    </w:p>
+    <w:p>
+      <w:pPr>
+        <w:spacing w:after="113" w:line="360" w:lineRule="auto"/>
+        <w:ind w:firstLine="1134"/>
+        <w:jc w:val="both"/>
+        <w:rPr>
+          <w:rFonts w:ascii="Times New Roman" w:hAnsi="Times New Roman" w:eastAsia="Times New Roman" w:cs="Times New Roman"/>
+          <w:sz w:val="24"/>
+          <w:szCs w:val="24"/>
+          <w:lang w:val="pt-BR"/>
+        </w:rPr>
+      </w:pPr>
+      <w:r>
+        <w:rPr>
+          <w:rFonts w:ascii="Times New Roman" w:hAnsi="Times New Roman" w:eastAsia="Times New Roman" w:cs="Times New Roman"/>
+          <w:sz w:val="24"/>
+          <w:szCs w:val="24"/>
+          <w:lang w:val="pt-BR"/>
+        </w:rPr>
+        <w:t xml:space="preserve">Em face das constatações, certificamos que </w:t>
+      </w:r>
+      <w:r>
+        <w:rPr>
+          <w:rFonts w:ascii="Times New Roman" w:hAnsi="Times New Roman" w:eastAsia="Times New Roman" w:cs="Times New Roman"/>
+          <w:sz w:val="24"/>
+          <w:szCs w:val="24"/>
+          <w:lang w:val="pt-BR"/>
+        </w:rPr>
+        <w:t>${</w:t>
+      </w:r>
+      <w:r>
+        <w:rPr>
+          <w:rFonts w:ascii="Times New Roman" w:hAnsi="Times New Roman" w:eastAsia="Times New Roman" w:cs="Times New Roman"/>
+          <w:sz w:val="24"/>
+          <w:szCs w:val="24"/>
+          <w:lang w:val="pt-BR"/>
+        </w:rPr>
+        <w:t>verb_confronter</w:t>
+      </w:r>
+      <w:r>
+        <w:rPr>
+          <w:rFonts w:ascii="Times New Roman" w:hAnsi="Times New Roman" w:eastAsia="Times New Roman" w:cs="Times New Roman"/>
+          <w:sz w:val="24"/>
+          <w:szCs w:val="24"/>
+          <w:lang w:val="pt-BR"/>
+        </w:rPr>
+        <w:t>}</w:t>
+      </w:r>
+      <w:r>
+        <w:rPr>
+          <w:rFonts w:ascii="Times New Roman" w:hAnsi="Times New Roman" w:eastAsia="Times New Roman" w:cs="Times New Roman"/>
+          <w:sz w:val="24"/>
+          <w:szCs w:val="24"/>
+          <w:lang w:val="pt-BR"/>
+        </w:rPr>
+        <w:t xml:space="preserve"> </w:t>
+      </w:r>
+      <w:r>
+        <w:rPr>
+          <w:rFonts w:ascii="Times New Roman" w:hAnsi="Times New Roman" w:eastAsia="Times New Roman" w:cs="Times New Roman"/>
+          <w:sz w:val="24"/>
+          <w:szCs w:val="24"/>
+          <w:lang w:val="pt-BR"/>
+        </w:rPr>
+        <w:t>${</w:t>
+      </w:r>
+      <w:r>
+        <w:rPr>
+          <w:rFonts w:ascii="Times New Roman" w:hAnsi="Times New Roman" w:eastAsia="Times New Roman" w:cs="Times New Roman"/>
+          <w:sz w:val="24"/>
+          <w:szCs w:val="24"/>
+          <w:lang w:val="pt-BR"/>
+        </w:rPr>
+        <w:t>verb_to_be</w:t>
+      </w:r>
+      <w:r>
+        <w:rPr>
+          <w:rFonts w:ascii="Times New Roman" w:hAnsi="Times New Roman" w:eastAsia="Times New Roman" w:cs="Times New Roman"/>
+          <w:sz w:val="24"/>
+          <w:szCs w:val="24"/>
+          <w:lang w:val="pt-BR"/>
+        </w:rPr>
+        <w:t>}</w:t>
+      </w:r>
+      <w:r>
+        <w:rPr>
+          <w:rFonts w:ascii="Times New Roman" w:hAnsi="Times New Roman" w:eastAsia="Times New Roman" w:cs="Times New Roman"/>
+          <w:sz w:val="24"/>
+          <w:szCs w:val="24"/>
+          <w:lang w:val="pt-BR"/>
+        </w:rPr>
+        <w:t xml:space="preserve"> em local incerto e não sabido, tornando necessário realizar a intimação por edital.</w:t>
+      </w:r>
+    </w:p>
+    <w:p>
+      <w:pPr>
+        <w:spacing w:after="113" w:line="360" w:lineRule="auto"/>
+        <w:ind w:firstLine="1134"/>
+        <w:jc w:val="both"/>
+        <w:rPr>
+          <w:rFonts w:ascii="Times New Roman" w:hAnsi="Times New Roman" w:eastAsia="Times New Roman" w:cs="Times New Roman"/>
+          <w:sz w:val="24"/>
+          <w:szCs w:val="24"/>
+          <w:lang w:val="pt-BR"/>
+        </w:rPr>
+      </w:pPr>
+      <w:r>
+        <w:rPr>
+          <w:rFonts w:ascii="Times New Roman" w:hAnsi="Times New Roman" w:eastAsia="Times New Roman" w:cs="Times New Roman"/>
+          <w:sz w:val="24"/>
+          <w:szCs w:val="24"/>
+          <w:lang w:val="pt-BR"/>
+        </w:rPr>
+        <w:t xml:space="preserve">Em face das constatações, certificamos que </w:t>
+      </w:r>
+      <w:r>
+        <w:rPr>
+          <w:rFonts w:ascii="Times New Roman" w:hAnsi="Times New Roman" w:eastAsia="Times New Roman" w:cs="Times New Roman"/>
+          <w:sz w:val="24"/>
+          <w:szCs w:val="24"/>
+          <w:lang w:val="pt-BR"/>
+        </w:rPr>
+        <w:t>${</w:t>
+      </w:r>
+      <w:r>
+        <w:rPr>
+          <w:rFonts w:ascii="Times New Roman" w:hAnsi="Times New Roman" w:eastAsia="Times New Roman" w:cs="Times New Roman"/>
+          <w:sz w:val="24"/>
+          <w:szCs w:val="24"/>
+          <w:lang w:val="pt-BR"/>
+        </w:rPr>
+        <w:t>verb_confronter</w:t>
+      </w:r>
+      <w:r>
+        <w:rPr>
+          <w:rFonts w:ascii="Times New Roman" w:hAnsi="Times New Roman" w:eastAsia="Times New Roman" w:cs="Times New Roman"/>
+          <w:sz w:val="24"/>
+          <w:szCs w:val="24"/>
+          <w:lang w:val="pt-BR"/>
+        </w:rPr>
+        <w:t>}</w:t>
+      </w:r>
+      <w:r>
+        <w:rPr>
+          <w:rFonts w:ascii="Times New Roman" w:hAnsi="Times New Roman" w:eastAsia="Times New Roman" w:cs="Times New Roman"/>
+          <w:sz w:val="24"/>
+          <w:szCs w:val="24"/>
+          <w:lang w:val="pt-BR"/>
+        </w:rPr>
+        <w:t xml:space="preserve"> não foi encontrada durante as diligências realizadas,</w:t>
+      </w:r>
+      <w:r>
+        <w:rPr>
+          <w:rFonts w:ascii="Times New Roman" w:hAnsi="Times New Roman" w:eastAsia="Times New Roman" w:cs="Times New Roman"/>
+          <w:sz w:val="24"/>
+          <w:szCs w:val="24"/>
+          <w:lang w:val="pt-BR"/>
+        </w:rPr>
+        <w:t xml:space="preserve"> tornando necessário realizar a intimação por edital.</w:t>
+      </w:r>
+    </w:p>
+    <w:p>
+      <w:pPr>
+        <w:pStyle w:val="Normal"/>
+        <w:spacing w:after="113" w:line="360" w:lineRule="auto"/>
+        <w:ind w:firstLine="1134"/>
+        <w:jc w:val="both"/>
+        <w:rPr>
+          <w:rFonts w:ascii="Times New Roman" w:hAnsi="Times New Roman" w:eastAsia="Times New Roman" w:cs="Times New Roman"/>
+          <w:b w:val="0"/>
+          <w:bCs w:val="0"/>
+          <w:i w:val="0"/>
+          <w:iCs w:val="0"/>
+          <w:caps w:val="0"/>
+          <w:smallCaps w:val="0"/>
+          <w:noProof w:val="0"/>
+          <w:color w:val="000000" w:themeColor="text1" w:themeTint="FF" w:themeShade="FF"/>
+          <w:sz w:val="24"/>
+          <w:szCs w:val="24"/>
+          <w:lang w:val="pt-BR"/>
+        </w:rPr>
+      </w:pPr>
+      <w:r>
+        <w:rPr>
+          <w:rFonts w:ascii="Times New Roman" w:hAnsi="Times New Roman" w:eastAsia="Times New Roman" w:cs="Times New Roman"/>
+          <w:sz w:val="24"/>
+          <w:szCs w:val="24"/>
+          <w:lang w:val="pt-BR"/>
+        </w:rPr>
+        <w:t>O</w:t>
+      </w:r>
+      <w:r>
+        <w:rPr>
+          <w:rFonts w:ascii="Times New Roman" w:hAnsi="Times New Roman" w:eastAsia="Times New Roman" w:cs="Times New Roman"/>
+          <w:sz w:val="24"/>
+          <w:szCs w:val="24"/>
+          <w:lang w:val="pt-BR"/>
+        </w:rPr>
+        <w:t xml:space="preserve"> Cartório, seguiu para publicação de editais, publicados por </w:t>
+      </w:r>
+      <w:r>
+        <w:rPr>
+          <w:rFonts w:ascii="Times New Roman" w:hAnsi="Times New Roman" w:eastAsia="Times New Roman" w:cs="Times New Roman"/>
+          <w:sz w:val="24"/>
+          <w:szCs w:val="24"/>
+          <w:lang w:val="pt-BR"/>
+        </w:rPr>
+        <w:t xml:space="preserve">dois </w:t>
+      </w:r>
+      <w:r>
+        <w:rPr>
+          <w:rFonts w:ascii="Times New Roman" w:hAnsi="Times New Roman" w:eastAsia="Times New Roman" w:cs="Times New Roman"/>
+          <w:sz w:val="24"/>
+          <w:szCs w:val="24"/>
+          <w:lang w:val="pt-BR"/>
+        </w:rPr>
+        <w:t xml:space="preserve">dias na ONR - Operador Nacional do Sistema de Registro Eletrônico de Imóveis (www.registrodeimoveis.org.br). A primeira publicação se deu na Edição nº </w:t>
+      </w:r>
+      <w:r>
+        <w:rPr>
+          <w:rFonts w:ascii="Times New Roman" w:hAnsi="Times New Roman" w:eastAsia="Times New Roman" w:cs="Times New Roman"/>
+          <w:b w:val="0"/>
+          <w:bCs w:val="0"/>
+          <w:i w:val="0"/>
+          <w:iCs w:val="0"/>
+          <w:caps w:val="0"/>
+          <w:smallCaps w:val="0"/>
+          <w:noProof w:val="0"/>
+          <w:color w:val="000000" w:themeColor="text1" w:themeTint="FF" w:themeShade="FF"/>
+          <w:sz w:val="24"/>
+          <w:szCs w:val="24"/>
+          <w:lang w:val="pt-BR"/>
+        </w:rPr>
+        <w:t>${edital_edition_1}, edital n˚ ${edital_num_1}, em ${edital_date_1}. ${publication_2_text}</w:t>
+      </w:r>
+    </w:p>
+    <w:p>
+      <w:pPr>
+        <w:spacing w:after="113" w:line="360" w:lineRule="auto"/>
+        <w:ind w:firstLine="1134"/>
+        <w:jc w:val="both"/>
+        <w:rPr>
+          <w:rFonts w:ascii="Times New Roman" w:hAnsi="Times New Roman" w:eastAsia="Times New Roman" w:cs="Times New Roman"/>
+          <w:sz w:val="24"/>
+          <w:szCs w:val="24"/>
+          <w:lang w:val="pt-BR"/>
+        </w:rPr>
+      </w:pPr>
+      <w:r>
+        <w:rPr>
+          <w:rFonts w:ascii="Times New Roman" w:hAnsi="Times New Roman" w:eastAsia="Times New Roman" w:cs="Times New Roman"/>
+          <w:sz w:val="24"/>
+          <w:szCs w:val="24"/>
+          <w:lang w:val="pt-BR"/>
+        </w:rPr>
+        <w:t xml:space="preserve">Certificamos, por último, que decorreu o prazo legal de 15 dias contados da última intimação realizada por edital sem que </w:t>
+      </w:r>
+      <w:r>
+        <w:rPr>
+          <w:rFonts w:ascii="Times New Roman" w:hAnsi="Times New Roman" w:eastAsia="Times New Roman" w:cs="Times New Roman"/>
+          <w:sz w:val="24"/>
+          <w:szCs w:val="24"/>
+          <w:lang w:val="pt-BR"/>
+        </w:rPr>
+        <w:t>${verb_confronter}</w:t>
+      </w:r>
+      <w:r>
+        <w:rPr>
+          <w:rFonts w:ascii="Times New Roman" w:hAnsi="Times New Roman" w:eastAsia="Times New Roman" w:cs="Times New Roman"/>
+          <w:sz w:val="24"/>
+          <w:szCs w:val="24"/>
+          <w:lang w:val="pt-BR"/>
+        </w:rPr>
+        <w:t xml:space="preserve"> </w:t>
+      </w:r>
+      <w:r>
+        <w:rPr>
+          <w:rFonts w:ascii="Times New Roman" w:hAnsi="Times New Roman" w:eastAsia="Times New Roman" w:cs="Times New Roman"/>
+          <w:sz w:val="24"/>
+          <w:szCs w:val="24"/>
+          <w:lang w:val="pt-BR"/>
+        </w:rPr>
+        <w:t>${</w:t>
+      </w:r>
+      <w:r>
+        <w:rPr>
+          <w:rFonts w:ascii="Times New Roman" w:hAnsi="Times New Roman" w:eastAsia="Times New Roman" w:cs="Times New Roman"/>
+          <w:sz w:val="24"/>
+          <w:szCs w:val="24"/>
+          <w:lang w:val="pt-BR"/>
+        </w:rPr>
+        <w:t>verb_attend</w:t>
+      </w:r>
+      <w:r>
+        <w:rPr>
+          <w:rFonts w:ascii="Times New Roman" w:hAnsi="Times New Roman" w:eastAsia="Times New Roman" w:cs="Times New Roman"/>
+          <w:sz w:val="24"/>
+          <w:szCs w:val="24"/>
+          <w:lang w:val="pt-BR"/>
+        </w:rPr>
+        <w:t>}</w:t>
+      </w:r>
+      <w:r>
+        <w:rPr>
+          <w:rFonts w:ascii="Times New Roman" w:hAnsi="Times New Roman" w:eastAsia="Times New Roman" w:cs="Times New Roman"/>
+          <w:sz w:val="24"/>
+          <w:szCs w:val="24"/>
+          <w:lang w:val="pt-BR"/>
+        </w:rPr>
+        <w:t xml:space="preserve"> </w:t>
+      </w:r>
+      <w:r>
+        <w:rPr>
+          <w:rFonts w:ascii="Times New Roman" w:hAnsi="Times New Roman" w:eastAsia="Times New Roman" w:cs="Times New Roman"/>
+          <w:sz w:val="24"/>
+          <w:szCs w:val="24"/>
+          <w:lang w:val="pt-BR"/>
+        </w:rPr>
+        <w:t xml:space="preserve">ao Cartório de Registro de Imóveis para </w:t>
+      </w:r>
+      <w:r>
+        <w:rPr>
+          <w:rFonts w:ascii="Times New Roman" w:hAnsi="Times New Roman" w:eastAsia="Times New Roman" w:cs="Times New Roman"/>
+          <w:sz w:val="24"/>
+          <w:szCs w:val="24"/>
+          <w:lang w:val="pt-BR"/>
+        </w:rPr>
+        <w:t>apresentar manifestação ao referido procedimento de retificação de área</w:t>
+      </w:r>
+      <w:r>
+        <w:rPr>
+          <w:rFonts w:ascii="Times New Roman" w:hAnsi="Times New Roman" w:eastAsia="Times New Roman" w:cs="Times New Roman"/>
+          <w:sz w:val="24"/>
+          <w:szCs w:val="24"/>
+          <w:lang w:val="pt-BR"/>
+        </w:rPr>
+        <w:t xml:space="preserve">. O referido é verdade e dou fé. Anápolis, </w:t>
+      </w:r>
+      <w:r>
+        <w:rPr>
+          <w:rFonts w:ascii="Times New Roman" w:hAnsi="Times New Roman" w:eastAsia="Times New Roman" w:cs="Times New Roman"/>
+          <w:sz w:val="24"/>
+          <w:szCs w:val="24"/>
+          <w:lang w:val="pt-BR"/>
+        </w:rPr>
+        <w:t>${</w:t>
+      </w:r>
+      <w:r>
+        <w:rPr>
+          <w:rFonts w:ascii="Times New Roman" w:hAnsi="Times New Roman" w:eastAsia="Times New Roman" w:cs="Times New Roman"/>
+          <w:sz w:val="24"/>
+          <w:szCs w:val="24"/>
+          <w:lang w:val="pt-BR"/>
+        </w:rPr>
+        <w:t>date_short</w:t>
+      </w:r>
+      <w:r>
+        <w:rPr>
+          <w:rFonts w:ascii="Times New Roman" w:hAnsi="Times New Roman" w:eastAsia="Times New Roman" w:cs="Times New Roman"/>
+          <w:sz w:val="24"/>
+          <w:szCs w:val="24"/>
+          <w:lang w:val="pt-BR"/>
+        </w:rPr>
+        <w:t>}.</w:t>
+      </w:r>
+    </w:p>
+    <w:p>
+      <w:pPr>
+        <w:spacing w:after="113" w:line="360" w:lineRule="auto"/>
+        <w:ind w:firstLine="0"/>
+        <w:jc w:val="both"/>
+        <w:rPr>
+          <w:rFonts w:ascii="Times New Roman" w:hAnsi="Times New Roman" w:eastAsia="Times New Roman" w:cs="Times New Roman"/>
+          <w:sz w:val="24"/>
+          <w:szCs w:val="24"/>
+          <w:lang w:val="pt-BR"/>
+        </w:rPr>
+      </w:pPr>
+    </w:p>
+    <w:p>
+      <w:pPr>
+        <w:spacing w:after="113" w:line="360" w:lineRule="auto"/>
+        <w:ind w:firstLine="1134"/>
+        <w:jc w:val="both"/>
+        <w:rPr>
+          <w:rFonts w:ascii="Times New Roman" w:hAnsi="Times New Roman" w:eastAsia="Times New Roman" w:cs="Times New Roman"/>
+          <w:sz w:val="24"/>
+          <w:szCs w:val="24"/>
+          <w:lang w:val="pt-BR"/>
+        </w:rPr>
+      </w:pPr>
+      <w:r>
+        <w:rPr>
+          <w:rFonts w:ascii="Times New Roman" w:hAnsi="Times New Roman" w:eastAsia="Times New Roman" w:cs="Times New Roman"/>
+          <w:sz w:val="24"/>
+          <w:szCs w:val="24"/>
+          <w:lang w:val="pt-BR"/>
+        </w:rPr>
+        <w:t xml:space="preserve">Certificamos que na data de </w:t>
+      </w:r>
+      <w:r>
+        <w:rPr>
+          <w:rFonts w:ascii="Times New Roman" w:hAnsi="Times New Roman" w:eastAsia="Times New Roman" w:cs="Times New Roman"/>
+          <w:sz w:val="24"/>
+          <w:szCs w:val="24"/>
+          <w:lang w:val="pt-BR"/>
+        </w:rPr>
+        <w:t>${</w:t>
+      </w:r>
+      <w:r>
+        <w:rPr>
+          <w:rFonts w:ascii="Times New Roman" w:hAnsi="Times New Roman" w:eastAsia="Times New Roman" w:cs="Times New Roman"/>
+          <w:sz w:val="24"/>
+          <w:szCs w:val="24"/>
+          <w:lang w:val="pt-BR"/>
+        </w:rPr>
+        <w:t>date_short</w:t>
+      </w:r>
+      <w:r>
+        <w:rPr>
+          <w:rFonts w:ascii="Times New Roman" w:hAnsi="Times New Roman" w:eastAsia="Times New Roman" w:cs="Times New Roman"/>
+          <w:sz w:val="24"/>
+          <w:szCs w:val="24"/>
+          <w:lang w:val="pt-BR"/>
+        </w:rPr>
+        <w:t>}</w:t>
+      </w:r>
+      <w:r>
+        <w:rPr>
+          <w:rFonts w:ascii="Times New Roman" w:hAnsi="Times New Roman" w:eastAsia="Times New Roman" w:cs="Times New Roman"/>
+          <w:sz w:val="24"/>
+          <w:szCs w:val="24"/>
+          <w:lang w:val="pt-BR"/>
+        </w:rPr>
+        <w:t xml:space="preserve">, transcorreram mais de 15 dias sem que </w:t>
+      </w:r>
+      <w:r>
+        <w:rPr>
+          <w:rFonts w:ascii="Times New Roman" w:hAnsi="Times New Roman" w:eastAsia="Times New Roman" w:cs="Times New Roman"/>
+          <w:sz w:val="24"/>
+          <w:szCs w:val="24"/>
+          <w:lang w:val="pt-BR"/>
+        </w:rPr>
+        <w:t>a</w:t>
+      </w:r>
+      <w:r>
+        <w:rPr>
+          <w:rFonts w:ascii="Times New Roman" w:hAnsi="Times New Roman" w:eastAsia="Times New Roman" w:cs="Times New Roman"/>
+          <w:sz w:val="24"/>
+          <w:szCs w:val="24"/>
+          <w:lang w:val="pt-BR"/>
+        </w:rPr>
+        <w:t xml:space="preserve"> </w:t>
+      </w:r>
+      <w:r>
+        <w:rPr>
+          <w:rFonts w:ascii="Times New Roman" w:hAnsi="Times New Roman" w:eastAsia="Times New Roman" w:cs="Times New Roman"/>
+          <w:sz w:val="24"/>
+          <w:szCs w:val="24"/>
+          <w:lang w:val="pt-BR"/>
+        </w:rPr>
+        <w:t xml:space="preserve">confrontante </w:t>
+      </w:r>
+      <w:r>
+        <w:rPr>
+          <w:rFonts w:ascii="Times New Roman" w:hAnsi="Times New Roman" w:eastAsia="Times New Roman" w:cs="Times New Roman"/>
+          <w:sz w:val="24"/>
+          <w:szCs w:val="24"/>
+          <w:lang w:val="pt-BR"/>
+        </w:rPr>
+        <w:t xml:space="preserve">comparecesse ao Cartório para </w:t>
+      </w:r>
+      <w:r>
+        <w:rPr>
+          <w:rFonts w:ascii="Times New Roman" w:hAnsi="Times New Roman" w:eastAsia="Times New Roman" w:cs="Times New Roman"/>
+          <w:sz w:val="24"/>
+          <w:szCs w:val="24"/>
+          <w:lang w:val="pt-BR"/>
+        </w:rPr>
+        <w:t>apresentar manifestação ao referido procedimento de retificação de área</w:t>
+      </w:r>
+      <w:r>
+        <w:rPr>
+          <w:rFonts w:ascii="Times New Roman" w:hAnsi="Times New Roman" w:eastAsia="Times New Roman" w:cs="Times New Roman"/>
+          <w:sz w:val="24"/>
+          <w:szCs w:val="24"/>
+          <w:lang w:val="pt-BR"/>
+        </w:rPr>
+        <w:t>.</w:t>
+      </w:r>
+    </w:p>
+    <w:bookmarkEnd w:id="0"/>
+    <w:p>
+      <w:pPr>
+        <w:spacing w:after="113" w:line="360" w:lineRule="auto"/>
+        <w:ind w:firstLine="1134"/>
+        <w:jc w:val="both"/>
+        <w:rPr>
+          <w:rFonts w:ascii="Times New Roman" w:hAnsi="Times New Roman" w:eastAsia="Times New Roman" w:cs="Times New Roman"/>
+          <w:sz w:val="24"/>
+          <w:szCs w:val="24"/>
           <w:lang w:val="pt-BR"/>
         </w:rPr>
       </w:pPr>
@@ -160,1324 +1322,7 @@
         <w:pStyle w:val="Corpo"/>
         <w:jc w:val="both"/>
         <w:rPr>
-          <w:rFonts w:ascii="Times New Roman" w:hAnsi="Times New Roman"/>
-          <w:noProof w:val="0"/>
-          <w:sz w:val="24"/>
-          <w:szCs w:val="24"/>
-          <w:lang w:val="pt-BR"/>
-        </w:rPr>
-      </w:pPr>
-      <w:r>
-        <w:rPr>
-          <w:rFonts w:ascii="Times New Roman" w:hAnsi="Times New Roman" w:eastAsia="Calibri" w:cs="Calibri"/>
-          <w:noProof w:val="0"/>
-          <w:color w:val="000000" w:themeColor="text1" w:themeTint="FF" w:themeShade="FF"/>
-          <w:sz w:val="24"/>
-          <w:szCs w:val="24"/>
-          <w:lang w:val="pt-BR" w:eastAsia="en-US" w:bidi="ar-SA"/>
-        </w:rPr>
-        <w:t>CERTIFICO, a requerimento da parte interessada, que essa serventia realizou diligências visando intimar ${</w:t>
-      </w:r>
-      <w:r>
-        <w:rPr>
-          <w:rFonts w:ascii="Times New Roman" w:hAnsi="Times New Roman" w:eastAsia="Calibri" w:cs="Calibri"/>
-          <w:noProof w:val="0"/>
-          <w:color w:val="000000" w:themeColor="text1" w:themeTint="FF" w:themeShade="FF"/>
-          <w:sz w:val="24"/>
-          <w:szCs w:val="24"/>
-          <w:lang w:val="pt-BR" w:eastAsia="en-US" w:bidi="ar-SA"/>
-        </w:rPr>
-        <w:t>vocative</w:t>
-      </w:r>
-      <w:r>
-        <w:rPr>
-          <w:rFonts w:ascii="Times New Roman" w:hAnsi="Times New Roman" w:eastAsia="Calibri" w:cs="Calibri"/>
-          <w:noProof w:val="0"/>
-          <w:color w:val="000000" w:themeColor="text1" w:themeTint="FF" w:themeShade="FF"/>
-          <w:sz w:val="24"/>
-          <w:szCs w:val="24"/>
-          <w:lang w:val="pt-BR" w:eastAsia="en-US" w:bidi="ar-SA"/>
-        </w:rPr>
-        <w:t>}</w:t>
-      </w:r>
-      <w:r>
-        <w:rPr>
-          <w:rFonts w:ascii="Times New Roman" w:hAnsi="Times New Roman" w:eastAsia="Calibri" w:cs="Calibri"/>
-          <w:noProof w:val="0"/>
-          <w:color w:val="000000" w:themeColor="text1" w:themeTint="FF" w:themeShade="FF"/>
-          <w:sz w:val="24"/>
-          <w:szCs w:val="24"/>
-          <w:lang w:val="pt-BR" w:eastAsia="en-US" w:bidi="ar-SA"/>
-        </w:rPr>
-        <w:t xml:space="preserve"> </w:t>
-      </w:r>
-      <w:r>
-        <w:rPr>
-          <w:rFonts w:ascii="Times New Roman" w:hAnsi="Times New Roman" w:eastAsia="Calibri" w:cs="Calibri"/>
-          <w:noProof w:val="0"/>
-          <w:color w:val="000000" w:themeColor="text1" w:themeTint="FF" w:themeShade="FF"/>
-          <w:sz w:val="24"/>
-          <w:szCs w:val="24"/>
-          <w:lang w:val="pt-BR" w:eastAsia="en-US" w:bidi="ar-SA"/>
-        </w:rPr>
-        <w:t>${</w:t>
-      </w:r>
-      <w:r>
-        <w:rPr>
-          <w:rFonts w:ascii="Times New Roman" w:hAnsi="Times New Roman" w:eastAsia="Calibri" w:cs="Calibri"/>
-          <w:noProof w:val="0"/>
-          <w:color w:val="000000" w:themeColor="text1" w:themeTint="FF" w:themeShade="FF"/>
-          <w:sz w:val="24"/>
-          <w:szCs w:val="24"/>
-          <w:lang w:val="pt-BR" w:eastAsia="en-US" w:bidi="ar-SA"/>
-        </w:rPr>
-        <w:t>people_list</w:t>
-      </w:r>
-      <w:r>
-        <w:rPr>
-          <w:rFonts w:ascii="Times New Roman" w:hAnsi="Times New Roman" w:eastAsia="Calibri" w:cs="Calibri"/>
-          <w:noProof w:val="0"/>
-          <w:color w:val="000000" w:themeColor="text1" w:themeTint="FF" w:themeShade="FF"/>
-          <w:sz w:val="24"/>
-          <w:szCs w:val="24"/>
-          <w:lang w:val="pt-BR" w:eastAsia="en-US" w:bidi="ar-SA"/>
-        </w:rPr>
-        <w:t>}</w:t>
-      </w:r>
-      <w:r>
-        <w:rPr>
-          <w:rFonts w:ascii="Times New Roman" w:hAnsi="Times New Roman" w:eastAsia="Calibri" w:cs="Calibri"/>
-          <w:noProof w:val="0"/>
-          <w:color w:val="000000" w:themeColor="text1" w:themeTint="FF" w:themeShade="FF"/>
-          <w:sz w:val="24"/>
-          <w:szCs w:val="24"/>
-          <w:lang w:val="pt-BR" w:eastAsia="en-US" w:bidi="ar-SA"/>
-        </w:rPr>
-        <w:t xml:space="preserve">. A intimação teve por objeto a necessidade </w:t>
-      </w:r>
-      <w:r>
-        <w:rPr>
-          <w:rFonts w:ascii="Times New Roman" w:hAnsi="Times New Roman" w:eastAsia="Calibri" w:cs="Calibri"/>
-          <w:noProof w:val="0"/>
-          <w:color w:val="000000" w:themeColor="text1" w:themeTint="FF" w:themeShade="FF"/>
-          <w:sz w:val="24"/>
-          <w:szCs w:val="24"/>
-          <w:lang w:val="pt-BR" w:eastAsia="en-US" w:bidi="ar-SA"/>
-        </w:rPr>
-        <w:t>${</w:t>
-      </w:r>
-      <w:r>
-        <w:rPr>
-          <w:rFonts w:ascii="Times New Roman" w:hAnsi="Times New Roman" w:eastAsia="Calibri" w:cs="Calibri"/>
-          <w:noProof w:val="0"/>
-          <w:color w:val="000000" w:themeColor="text1" w:themeTint="FF" w:themeShade="FF"/>
-          <w:sz w:val="24"/>
-          <w:szCs w:val="24"/>
-          <w:lang w:val="pt-BR" w:eastAsia="en-US" w:bidi="ar-SA"/>
-        </w:rPr>
-        <w:t>verb_notify</w:t>
-      </w:r>
-      <w:r>
-        <w:rPr>
-          <w:rFonts w:ascii="Times New Roman" w:hAnsi="Times New Roman" w:eastAsia="Calibri" w:cs="Calibri"/>
-          <w:noProof w:val="0"/>
-          <w:color w:val="000000" w:themeColor="text1" w:themeTint="FF" w:themeShade="FF"/>
-          <w:sz w:val="24"/>
-          <w:szCs w:val="24"/>
-          <w:lang w:val="pt-BR" w:eastAsia="en-US" w:bidi="ar-SA"/>
-        </w:rPr>
-        <w:t>}</w:t>
-      </w:r>
-      <w:r>
-        <w:rPr>
-          <w:rFonts w:ascii="Times New Roman" w:hAnsi="Times New Roman" w:eastAsia="Calibri" w:cs="Calibri"/>
-          <w:noProof w:val="0"/>
-          <w:color w:val="000000" w:themeColor="text1" w:themeTint="FF" w:themeShade="FF"/>
-          <w:sz w:val="24"/>
-          <w:szCs w:val="24"/>
-          <w:lang w:val="pt-BR" w:eastAsia="en-US" w:bidi="ar-SA"/>
-        </w:rPr>
-        <w:t xml:space="preserve"> a mora, mediante o adimplemento das obrigações previstas no contrato garantido por </w:t>
-      </w:r>
-      <w:r>
-        <w:rPr>
-          <w:rFonts w:ascii="Times New Roman" w:hAnsi="Times New Roman" w:eastAsia="Calibri" w:cs="Calibri"/>
-          <w:noProof w:val="0"/>
-          <w:color w:val="000000" w:themeColor="text1" w:themeTint="FF" w:themeShade="FF"/>
-          <w:sz w:val="24"/>
-          <w:szCs w:val="24"/>
-          <w:lang w:val="pt-BR" w:eastAsia="en-US" w:bidi="ar-SA"/>
-        </w:rPr>
-        <w:t>${</w:t>
-      </w:r>
-      <w:r>
-        <w:rPr>
-          <w:rFonts w:ascii="Times New Roman" w:hAnsi="Times New Roman" w:eastAsia="Calibri" w:cs="Calibri"/>
-          <w:noProof w:val="0"/>
-          <w:color w:val="000000" w:themeColor="text1" w:themeTint="FF" w:themeShade="FF"/>
-          <w:sz w:val="24"/>
-          <w:szCs w:val="24"/>
-          <w:lang w:val="pt-BR" w:eastAsia="en-US" w:bidi="ar-SA"/>
-        </w:rPr>
-        <w:t>nature</w:t>
-      </w:r>
-      <w:r>
-        <w:rPr>
-          <w:rFonts w:ascii="Times New Roman" w:hAnsi="Times New Roman" w:eastAsia="Calibri" w:cs="Calibri"/>
-          <w:noProof w:val="0"/>
-          <w:color w:val="000000" w:themeColor="text1" w:themeTint="FF" w:themeShade="FF"/>
-          <w:sz w:val="24"/>
-          <w:szCs w:val="24"/>
-          <w:lang w:val="pt-BR" w:eastAsia="en-US" w:bidi="ar-SA"/>
-        </w:rPr>
-        <w:t xml:space="preserve">} </w:t>
-      </w:r>
-      <w:r>
-        <w:rPr>
-          <w:rFonts w:ascii="Times New Roman" w:hAnsi="Times New Roman" w:eastAsia="Calibri" w:cs="Calibri"/>
-          <w:noProof w:val="0"/>
-          <w:color w:val="000000" w:themeColor="text1" w:themeTint="FF" w:themeShade="FF"/>
-          <w:sz w:val="24"/>
-          <w:szCs w:val="24"/>
-          <w:lang w:val="pt-BR" w:eastAsia="en-US" w:bidi="ar-SA"/>
-        </w:rPr>
-        <w:t xml:space="preserve">do </w:t>
-      </w:r>
-      <w:r>
-        <w:rPr>
-          <w:rFonts w:ascii="Times New Roman" w:hAnsi="Times New Roman" w:eastAsia="Calibri" w:cs="Calibri"/>
-          <w:noProof w:val="0"/>
-          <w:color w:val="000000" w:themeColor="text1" w:themeTint="FF" w:themeShade="FF"/>
-          <w:sz w:val="24"/>
-          <w:szCs w:val="24"/>
-          <w:lang w:val="pt-BR" w:eastAsia="en-US" w:bidi="ar-SA"/>
-        </w:rPr>
-        <w:t>${</w:t>
-      </w:r>
-      <w:r>
-        <w:rPr>
-          <w:rFonts w:ascii="Times New Roman" w:hAnsi="Times New Roman" w:eastAsia="Calibri" w:cs="Calibri"/>
-          <w:noProof w:val="0"/>
-          <w:color w:val="000000" w:themeColor="text1" w:themeTint="FF" w:themeShade="FF"/>
-          <w:sz w:val="24"/>
-          <w:szCs w:val="24"/>
-          <w:lang w:val="pt-BR" w:eastAsia="en-US" w:bidi="ar-SA"/>
-        </w:rPr>
-        <w:t>property_notified</w:t>
-      </w:r>
-      <w:r>
-        <w:rPr>
-          <w:rFonts w:ascii="Times New Roman" w:hAnsi="Times New Roman" w:eastAsia="Calibri" w:cs="Calibri"/>
-          <w:noProof w:val="0"/>
-          <w:color w:val="000000" w:themeColor="text1" w:themeTint="FF" w:themeShade="FF"/>
-          <w:sz w:val="24"/>
-          <w:szCs w:val="24"/>
-          <w:lang w:val="pt-BR" w:eastAsia="en-US" w:bidi="ar-SA"/>
-        </w:rPr>
-        <w:t>}</w:t>
-      </w:r>
-      <w:r>
-        <w:rPr>
-          <w:rFonts w:ascii="Times New Roman" w:hAnsi="Times New Roman" w:eastAsia="Calibri" w:cs="Calibri"/>
-          <w:noProof w:val="0"/>
-          <w:color w:val="000000" w:themeColor="text1" w:themeTint="FF" w:themeShade="FF"/>
-          <w:sz w:val="24"/>
-          <w:szCs w:val="24"/>
-          <w:lang w:val="pt-BR" w:eastAsia="en-US" w:bidi="ar-SA"/>
-        </w:rPr>
-        <w:t xml:space="preserve"> </w:t>
-      </w:r>
-      <w:r>
-        <w:rPr>
-          <w:rFonts w:ascii="Times New Roman" w:hAnsi="Times New Roman" w:eastAsia="Calibri" w:cs="Calibri"/>
-          <w:noProof w:val="0"/>
-          <w:color w:val="000000" w:themeColor="text1" w:themeTint="FF" w:themeShade="FF"/>
-          <w:sz w:val="24"/>
-          <w:szCs w:val="24"/>
-          <w:lang w:val="pt-BR" w:eastAsia="en-US" w:bidi="ar-SA"/>
-        </w:rPr>
-        <w:t xml:space="preserve">(Imóvel vinculado à Matrícula </w:t>
-      </w:r>
-      <w:r>
-        <w:rPr>
-          <w:rFonts w:ascii="Times New Roman" w:hAnsi="Times New Roman" w:eastAsia="Calibri" w:cs="Calibri"/>
-          <w:noProof w:val="0"/>
-          <w:color w:val="000000" w:themeColor="text1" w:themeTint="FF" w:themeShade="FF"/>
-          <w:sz w:val="24"/>
-          <w:szCs w:val="24"/>
-          <w:lang w:val="pt-BR" w:eastAsia="en-US" w:bidi="ar-SA"/>
-        </w:rPr>
-        <w:t>${</w:t>
-      </w:r>
-      <w:r>
-        <w:rPr>
-          <w:rFonts w:ascii="Times New Roman" w:hAnsi="Times New Roman" w:eastAsia="Calibri" w:cs="Calibri"/>
-          <w:noProof w:val="0"/>
-          <w:color w:val="000000" w:themeColor="text1" w:themeTint="FF" w:themeShade="FF"/>
-          <w:sz w:val="24"/>
-          <w:szCs w:val="24"/>
-          <w:lang w:val="pt-BR" w:eastAsia="en-US" w:bidi="ar-SA"/>
-        </w:rPr>
-        <w:t>property_registry</w:t>
-      </w:r>
-      <w:r>
-        <w:rPr>
-          <w:rFonts w:ascii="Times New Roman" w:hAnsi="Times New Roman" w:eastAsia="Calibri" w:cs="Calibri"/>
-          <w:noProof w:val="0"/>
-          <w:color w:val="000000" w:themeColor="text1" w:themeTint="FF" w:themeShade="FF"/>
-          <w:sz w:val="24"/>
-          <w:szCs w:val="24"/>
-          <w:lang w:val="pt-BR" w:eastAsia="en-US" w:bidi="ar-SA"/>
-        </w:rPr>
-        <w:t>}</w:t>
-      </w:r>
-      <w:r>
-        <w:rPr>
-          <w:rFonts w:ascii="Times New Roman" w:hAnsi="Times New Roman" w:eastAsia="Calibri" w:cs="Calibri"/>
-          <w:noProof w:val="0"/>
-          <w:color w:val="000000" w:themeColor="text1" w:themeTint="FF" w:themeShade="FF"/>
-          <w:sz w:val="24"/>
-          <w:szCs w:val="24"/>
-          <w:lang w:val="pt-BR" w:eastAsia="en-US" w:bidi="ar-SA"/>
-        </w:rPr>
-        <w:t xml:space="preserve"> do </w:t>
-      </w:r>
-      <w:r>
-        <w:rPr>
-          <w:rFonts w:ascii="Times New Roman" w:hAnsi="Times New Roman" w:eastAsia="Calibri" w:cs="Calibri"/>
-          <w:noProof w:val="0"/>
-          <w:color w:val="000000" w:themeColor="text1" w:themeTint="FF" w:themeShade="FF"/>
-          <w:sz w:val="24"/>
-          <w:szCs w:val="24"/>
-          <w:lang w:val="pt-BR" w:eastAsia="en-US" w:bidi="ar-SA"/>
-        </w:rPr>
-        <w:t>${</w:t>
-      </w:r>
-      <w:r>
-        <w:rPr>
-          <w:rFonts w:ascii="Times New Roman" w:hAnsi="Times New Roman" w:eastAsia="Calibri" w:cs="Calibri"/>
-          <w:noProof w:val="0"/>
-          <w:color w:val="000000" w:themeColor="text1" w:themeTint="FF" w:themeShade="FF"/>
-          <w:sz w:val="24"/>
-          <w:szCs w:val="24"/>
-          <w:lang w:val="pt-BR" w:eastAsia="en-US" w:bidi="ar-SA"/>
-        </w:rPr>
-        <w:t>registry_place</w:t>
-      </w:r>
-      <w:r>
-        <w:rPr>
-          <w:rFonts w:ascii="Times New Roman" w:hAnsi="Times New Roman" w:eastAsia="Calibri" w:cs="Calibri"/>
-          <w:noProof w:val="0"/>
-          <w:color w:val="000000" w:themeColor="text1" w:themeTint="FF" w:themeShade="FF"/>
-          <w:sz w:val="24"/>
-          <w:szCs w:val="24"/>
-          <w:lang w:val="pt-BR" w:eastAsia="en-US" w:bidi="ar-SA"/>
-        </w:rPr>
-        <w:t>}</w:t>
-      </w:r>
-      <w:r>
-        <w:rPr>
-          <w:rFonts w:ascii="Times New Roman" w:hAnsi="Times New Roman" w:eastAsia="Calibri" w:cs="Calibri"/>
-          <w:noProof w:val="0"/>
-          <w:color w:val="000000" w:themeColor="text1" w:themeTint="FF" w:themeShade="FF"/>
-          <w:sz w:val="24"/>
-          <w:szCs w:val="24"/>
-          <w:lang w:val="pt-BR" w:eastAsia="en-US" w:bidi="ar-SA"/>
-        </w:rPr>
-        <w:t>)</w:t>
-      </w:r>
-      <w:r>
-        <w:rPr>
-          <w:rFonts w:ascii="Times New Roman" w:hAnsi="Times New Roman" w:eastAsia="Calibri" w:cs="Calibri"/>
-          <w:noProof w:val="0"/>
-          <w:color w:val="000000" w:themeColor="text1" w:themeTint="FF" w:themeShade="FF"/>
-          <w:sz w:val="24"/>
-          <w:szCs w:val="24"/>
-          <w:lang w:val="pt-BR" w:eastAsia="en-US" w:bidi="ar-SA"/>
-        </w:rPr>
-        <w:t xml:space="preserve">. O contrato inadimplido foi identificado sob o nº </w:t>
-      </w:r>
-      <w:r>
-        <w:rPr>
-          <w:rFonts w:ascii="Times New Roman" w:hAnsi="Times New Roman" w:eastAsia="Calibri" w:cs="Calibri"/>
-          <w:noProof w:val="0"/>
-          <w:color w:val="000000" w:themeColor="text1" w:themeTint="FF" w:themeShade="FF"/>
-          <w:sz w:val="24"/>
-          <w:szCs w:val="24"/>
-          <w:lang w:val="pt-BR" w:eastAsia="en-US" w:bidi="ar-SA"/>
-        </w:rPr>
-        <w:t>${</w:t>
-      </w:r>
-      <w:r>
-        <w:rPr>
-          <w:rFonts w:ascii="Times New Roman" w:hAnsi="Times New Roman" w:eastAsia="Calibri" w:cs="Calibri"/>
-          <w:noProof w:val="0"/>
-          <w:color w:val="000000" w:themeColor="text1" w:themeTint="FF" w:themeShade="FF"/>
-          <w:sz w:val="24"/>
-          <w:szCs w:val="24"/>
-          <w:lang w:val="pt-BR" w:eastAsia="en-US" w:bidi="ar-SA"/>
-        </w:rPr>
-        <w:t>contract_number</w:t>
-      </w:r>
-      <w:r>
-        <w:rPr>
-          <w:rFonts w:ascii="Times New Roman" w:hAnsi="Times New Roman" w:eastAsia="Calibri" w:cs="Calibri"/>
-          <w:noProof w:val="0"/>
-          <w:color w:val="000000" w:themeColor="text1" w:themeTint="FF" w:themeShade="FF"/>
-          <w:sz w:val="24"/>
-          <w:szCs w:val="24"/>
-          <w:lang w:val="pt-BR" w:eastAsia="en-US" w:bidi="ar-SA"/>
-        </w:rPr>
-        <w:t>}</w:t>
-      </w:r>
-      <w:r>
-        <w:rPr>
-          <w:rFonts w:ascii="Times New Roman" w:hAnsi="Times New Roman" w:eastAsia="Calibri" w:cs="Calibri"/>
-          <w:noProof w:val="0"/>
-          <w:color w:val="000000" w:themeColor="text1" w:themeTint="FF" w:themeShade="FF"/>
-          <w:sz w:val="24"/>
-          <w:szCs w:val="24"/>
-          <w:lang w:val="pt-BR" w:eastAsia="en-US" w:bidi="ar-SA"/>
-        </w:rPr>
-        <w:t xml:space="preserve"> e encontra-se registrado no ato </w:t>
-      </w:r>
-      <w:r>
-        <w:rPr>
-          <w:rFonts w:ascii="Times New Roman" w:hAnsi="Times New Roman" w:eastAsia="Calibri" w:cs="Calibri"/>
-          <w:noProof w:val="0"/>
-          <w:color w:val="000000" w:themeColor="text1" w:themeTint="FF" w:themeShade="FF"/>
-          <w:sz w:val="24"/>
-          <w:szCs w:val="24"/>
-          <w:lang w:val="pt-BR" w:eastAsia="en-US" w:bidi="ar-SA"/>
-        </w:rPr>
-        <w:t>${</w:t>
-      </w:r>
-      <w:r>
-        <w:rPr>
-          <w:rFonts w:ascii="Times New Roman" w:hAnsi="Times New Roman" w:eastAsia="Calibri" w:cs="Calibri"/>
-          <w:noProof w:val="0"/>
-          <w:color w:val="000000" w:themeColor="text1" w:themeTint="FF" w:themeShade="FF"/>
-          <w:sz w:val="24"/>
-          <w:szCs w:val="24"/>
-          <w:lang w:val="pt-BR" w:eastAsia="en-US" w:bidi="ar-SA"/>
-        </w:rPr>
-        <w:t>act_registry</w:t>
-      </w:r>
-      <w:r>
-        <w:rPr>
-          <w:rFonts w:ascii="Times New Roman" w:hAnsi="Times New Roman" w:eastAsia="Calibri" w:cs="Calibri"/>
-          <w:noProof w:val="0"/>
-          <w:color w:val="000000" w:themeColor="text1" w:themeTint="FF" w:themeShade="FF"/>
-          <w:sz w:val="24"/>
-          <w:szCs w:val="24"/>
-          <w:lang w:val="pt-BR" w:eastAsia="en-US" w:bidi="ar-SA"/>
-        </w:rPr>
-        <w:t>}</w:t>
-      </w:r>
-      <w:r>
-        <w:rPr>
-          <w:rFonts w:ascii="Times New Roman" w:hAnsi="Times New Roman" w:eastAsia="Calibri" w:cs="Calibri"/>
-          <w:noProof w:val="0"/>
-          <w:color w:val="000000" w:themeColor="text1" w:themeTint="FF" w:themeShade="FF"/>
-          <w:sz w:val="24"/>
-          <w:szCs w:val="24"/>
-          <w:lang w:val="pt-BR" w:eastAsia="en-US" w:bidi="ar-SA"/>
-        </w:rPr>
-        <w:t xml:space="preserve"> da Matrícula retromencionada. O valor exigido para a integral purgação da mora era de R$ </w:t>
-      </w:r>
-      <w:r>
-        <w:rPr>
-          <w:rFonts w:ascii="Times New Roman" w:hAnsi="Times New Roman" w:eastAsia="Calibri" w:cs="Calibri"/>
-          <w:noProof w:val="0"/>
-          <w:color w:val="000000" w:themeColor="text1" w:themeTint="FF" w:themeShade="FF"/>
-          <w:sz w:val="24"/>
-          <w:szCs w:val="24"/>
-          <w:lang w:val="pt-BR" w:eastAsia="en-US" w:bidi="ar-SA"/>
-        </w:rPr>
-        <w:t>${</w:t>
-      </w:r>
-      <w:r>
-        <w:rPr>
-          <w:rFonts w:ascii="Times New Roman" w:hAnsi="Times New Roman" w:eastAsia="Calibri" w:cs="Calibri"/>
-          <w:noProof w:val="0"/>
-          <w:color w:val="000000" w:themeColor="text1" w:themeTint="FF" w:themeShade="FF"/>
-          <w:sz w:val="24"/>
-          <w:szCs w:val="24"/>
-          <w:lang w:val="pt-BR" w:eastAsia="en-US" w:bidi="ar-SA"/>
-        </w:rPr>
-        <w:t>value_debt</w:t>
-      </w:r>
-      <w:r>
-        <w:rPr>
-          <w:rFonts w:ascii="Times New Roman" w:hAnsi="Times New Roman" w:eastAsia="Calibri" w:cs="Calibri"/>
-          <w:noProof w:val="0"/>
-          <w:color w:val="000000" w:themeColor="text1" w:themeTint="FF" w:themeShade="FF"/>
-          <w:sz w:val="24"/>
-          <w:szCs w:val="24"/>
-          <w:lang w:val="pt-BR" w:eastAsia="en-US" w:bidi="ar-SA"/>
-        </w:rPr>
-        <w:t>}</w:t>
-      </w:r>
-      <w:r>
-        <w:rPr>
-          <w:rFonts w:ascii="Times New Roman" w:hAnsi="Times New Roman" w:eastAsia="Calibri" w:cs="Calibri"/>
-          <w:noProof w:val="0"/>
-          <w:color w:val="000000" w:themeColor="text1" w:themeTint="FF" w:themeShade="FF"/>
-          <w:sz w:val="24"/>
-          <w:szCs w:val="24"/>
-          <w:lang w:val="pt-BR" w:eastAsia="en-US" w:bidi="ar-SA"/>
-        </w:rPr>
-        <w:t xml:space="preserve">, atualizado até </w:t>
-      </w:r>
-      <w:r>
-        <w:rPr>
-          <w:rFonts w:ascii="Times New Roman" w:hAnsi="Times New Roman" w:eastAsia="Calibri" w:cs="Calibri"/>
-          <w:noProof w:val="0"/>
-          <w:color w:val="000000" w:themeColor="text1" w:themeTint="FF" w:themeShade="FF"/>
-          <w:sz w:val="24"/>
-          <w:szCs w:val="24"/>
-          <w:lang w:val="pt-BR" w:eastAsia="en-US" w:bidi="ar-SA"/>
-        </w:rPr>
-        <w:t>${</w:t>
-      </w:r>
-      <w:r>
-        <w:rPr>
-          <w:rFonts w:ascii="Times New Roman" w:hAnsi="Times New Roman" w:eastAsia="Calibri" w:cs="Calibri"/>
-          <w:noProof w:val="0"/>
-          <w:color w:val="000000" w:themeColor="text1" w:themeTint="FF" w:themeShade="FF"/>
-          <w:sz w:val="24"/>
-          <w:szCs w:val="24"/>
-          <w:lang w:val="pt-BR" w:eastAsia="en-US" w:bidi="ar-SA"/>
-        </w:rPr>
-        <w:t>debt_date</w:t>
-      </w:r>
-      <w:r>
-        <w:rPr>
-          <w:rFonts w:ascii="Times New Roman" w:hAnsi="Times New Roman" w:eastAsia="Calibri" w:cs="Calibri"/>
-          <w:noProof w:val="0"/>
-          <w:color w:val="000000" w:themeColor="text1" w:themeTint="FF" w:themeShade="FF"/>
-          <w:sz w:val="24"/>
-          <w:szCs w:val="24"/>
-          <w:lang w:val="pt-BR" w:eastAsia="en-US" w:bidi="ar-SA"/>
-        </w:rPr>
-        <w:t>}</w:t>
-      </w:r>
-      <w:r>
-        <w:rPr>
-          <w:rFonts w:ascii="Times New Roman" w:hAnsi="Times New Roman" w:eastAsia="Calibri" w:cs="Calibri"/>
-          <w:noProof w:val="0"/>
-          <w:color w:val="000000" w:themeColor="text1" w:themeTint="FF" w:themeShade="FF"/>
-          <w:sz w:val="24"/>
-          <w:szCs w:val="24"/>
-          <w:lang w:val="pt-BR" w:eastAsia="en-US" w:bidi="ar-SA"/>
-        </w:rPr>
-        <w:t xml:space="preserve">. Notificação feita nos termos dos Artigos 26 e seguintes da Lei 9.514/1997. </w:t>
-      </w:r>
-      <w:r>
-        <w:rPr>
-          <w:rFonts w:ascii="Times New Roman" w:hAnsi="Times New Roman" w:eastAsia="Calibri" w:cs="Calibri"/>
-          <w:noProof w:val="0"/>
-          <w:color w:val="000000" w:themeColor="text1" w:themeTint="FF" w:themeShade="FF"/>
-          <w:sz w:val="24"/>
-          <w:szCs w:val="24"/>
-          <w:lang w:val="pt-BR" w:eastAsia="en-US" w:bidi="ar-SA"/>
-        </w:rPr>
-        <w:t>C</w:t>
-      </w:r>
-      <w:r>
-        <w:rPr>
-          <w:rFonts w:ascii="Times New Roman" w:hAnsi="Times New Roman" w:eastAsia="Calibri" w:cs="Calibri"/>
-          <w:noProof w:val="0"/>
-          <w:color w:val="000000" w:themeColor="text1" w:themeTint="FF" w:themeShade="FF"/>
-          <w:sz w:val="24"/>
-          <w:szCs w:val="24"/>
-          <w:lang w:val="pt-BR" w:eastAsia="en-US" w:bidi="ar-SA"/>
-        </w:rPr>
-        <w:t xml:space="preserve">omparece </w:t>
-      </w:r>
-      <w:r>
-        <w:rPr>
-          <w:rFonts w:ascii="Times New Roman" w:hAnsi="Times New Roman" w:eastAsia="Calibri" w:cs="Calibri"/>
-          <w:noProof w:val="0"/>
-          <w:color w:val="000000" w:themeColor="text1" w:themeTint="FF" w:themeShade="FF"/>
-          <w:sz w:val="24"/>
-          <w:szCs w:val="24"/>
-          <w:lang w:val="pt-BR" w:eastAsia="en-US" w:bidi="ar-SA"/>
-        </w:rPr>
-        <w:t>c</w:t>
-      </w:r>
-      <w:r>
-        <w:rPr>
-          <w:rFonts w:ascii="Times New Roman" w:hAnsi="Times New Roman" w:eastAsia="Calibri" w:cs="Calibri"/>
-          <w:noProof w:val="0"/>
-          <w:color w:val="000000" w:themeColor="text1" w:themeTint="FF" w:themeShade="FF"/>
-          <w:sz w:val="24"/>
-          <w:szCs w:val="24"/>
-          <w:lang w:val="pt-BR" w:eastAsia="en-US" w:bidi="ar-SA"/>
-        </w:rPr>
-        <w:t xml:space="preserve">omo </w:t>
-      </w:r>
-      <w:r>
-        <w:rPr>
-          <w:rFonts w:ascii="Times New Roman" w:hAnsi="Times New Roman" w:eastAsia="Calibri" w:cs="Calibri"/>
-          <w:noProof w:val="0"/>
-          <w:color w:val="000000" w:themeColor="text1" w:themeTint="FF" w:themeShade="FF"/>
-          <w:sz w:val="24"/>
-          <w:szCs w:val="24"/>
-          <w:lang w:val="pt-BR" w:eastAsia="en-US" w:bidi="ar-SA"/>
-        </w:rPr>
-        <w:t>C</w:t>
-      </w:r>
-      <w:r>
-        <w:rPr>
-          <w:rFonts w:ascii="Times New Roman" w:hAnsi="Times New Roman" w:eastAsia="Calibri" w:cs="Calibri"/>
-          <w:noProof w:val="0"/>
-          <w:color w:val="000000" w:themeColor="text1" w:themeTint="FF" w:themeShade="FF"/>
-          <w:sz w:val="24"/>
-          <w:szCs w:val="24"/>
-          <w:lang w:val="pt-BR" w:eastAsia="en-US" w:bidi="ar-SA"/>
-        </w:rPr>
-        <w:t>redor</w:t>
-      </w:r>
-      <w:r>
-        <w:rPr>
-          <w:rFonts w:ascii="Times New Roman" w:hAnsi="Times New Roman" w:eastAsia="Calibri" w:cs="Calibri"/>
-          <w:noProof w:val="0"/>
-          <w:color w:val="000000" w:themeColor="text1" w:themeTint="FF" w:themeShade="FF"/>
-          <w:sz w:val="24"/>
-          <w:szCs w:val="24"/>
-          <w:lang w:val="pt-BR" w:eastAsia="en-US" w:bidi="ar-SA"/>
-        </w:rPr>
-        <w:t xml:space="preserve"> </w:t>
-      </w:r>
-      <w:r>
-        <w:rPr>
-          <w:rFonts w:ascii="Times New Roman" w:hAnsi="Times New Roman" w:eastAsia="Calibri" w:cs="Calibri"/>
-          <w:noProof w:val="0"/>
-          <w:color w:val="000000" w:themeColor="text1" w:themeTint="FF" w:themeShade="FF"/>
-          <w:sz w:val="24"/>
-          <w:szCs w:val="24"/>
-          <w:lang w:val="pt-BR" w:eastAsia="en-US" w:bidi="ar-SA"/>
-        </w:rPr>
-        <w:t xml:space="preserve">o </w:t>
-      </w:r>
-      <w:r>
-        <w:rPr>
-          <w:rFonts w:ascii="Times New Roman" w:hAnsi="Times New Roman" w:eastAsia="Calibri" w:cs="Calibri"/>
-          <w:noProof w:val="0"/>
-          <w:color w:val="000000" w:themeColor="text1" w:themeTint="FF" w:themeShade="FF"/>
-          <w:sz w:val="24"/>
-          <w:szCs w:val="24"/>
-          <w:lang w:val="pt-BR" w:eastAsia="en-US" w:bidi="ar-SA"/>
-        </w:rPr>
-        <w:t>${</w:t>
-      </w:r>
-      <w:r>
-        <w:rPr>
-          <w:rFonts w:ascii="Times New Roman" w:hAnsi="Times New Roman" w:eastAsia="Calibri" w:cs="Calibri"/>
-          <w:noProof w:val="0"/>
-          <w:color w:val="000000" w:themeColor="text1" w:themeTint="FF" w:themeShade="FF"/>
-          <w:sz w:val="24"/>
-          <w:szCs w:val="24"/>
-          <w:lang w:val="pt-BR" w:eastAsia="en-US" w:bidi="ar-SA"/>
-        </w:rPr>
-        <w:t>c</w:t>
-      </w:r>
-      <w:r>
-        <w:rPr>
-          <w:rFonts w:ascii="Times New Roman" w:hAnsi="Times New Roman" w:eastAsia="Calibri" w:cs="Calibri"/>
-          <w:noProof w:val="0"/>
-          <w:color w:val="000000" w:themeColor="text1" w:themeTint="FF" w:themeShade="FF"/>
-          <w:sz w:val="24"/>
-          <w:szCs w:val="24"/>
-          <w:lang w:val="pt-BR" w:eastAsia="en-US" w:bidi="ar-SA"/>
-        </w:rPr>
-        <w:t>reditor</w:t>
-      </w:r>
-      <w:r>
-        <w:rPr>
-          <w:rFonts w:ascii="Times New Roman" w:hAnsi="Times New Roman" w:eastAsia="Calibri" w:cs="Calibri"/>
-          <w:noProof w:val="0"/>
-          <w:color w:val="000000" w:themeColor="text1" w:themeTint="FF" w:themeShade="FF"/>
-          <w:sz w:val="24"/>
-          <w:szCs w:val="24"/>
-          <w:lang w:val="pt-BR" w:eastAsia="en-US" w:bidi="ar-SA"/>
-        </w:rPr>
-        <w:t>}</w:t>
-      </w:r>
-      <w:r>
-        <w:rPr>
-          <w:rFonts w:ascii="Times New Roman" w:hAnsi="Times New Roman" w:eastAsia="Calibri" w:cs="Calibri"/>
-          <w:noProof w:val="0"/>
-          <w:color w:val="000000" w:themeColor="text1" w:themeTint="FF" w:themeShade="FF"/>
-          <w:sz w:val="24"/>
-          <w:szCs w:val="24"/>
-          <w:lang w:val="pt-BR" w:eastAsia="en-US" w:bidi="ar-SA"/>
-        </w:rPr>
-        <w:t>, CNPJ ${</w:t>
-      </w:r>
-      <w:r>
-        <w:rPr>
-          <w:rFonts w:ascii="Times New Roman" w:hAnsi="Times New Roman" w:eastAsia="Calibri" w:cs="Calibri"/>
-          <w:noProof w:val="0"/>
-          <w:color w:val="000000" w:themeColor="text1" w:themeTint="FF" w:themeShade="FF"/>
-          <w:sz w:val="24"/>
-          <w:szCs w:val="24"/>
-          <w:lang w:val="pt-BR" w:eastAsia="en-US" w:bidi="ar-SA"/>
-        </w:rPr>
-        <w:t>c</w:t>
-      </w:r>
-      <w:r>
-        <w:rPr>
-          <w:rFonts w:ascii="Times New Roman" w:hAnsi="Times New Roman" w:eastAsia="Calibri" w:cs="Calibri"/>
-          <w:noProof w:val="0"/>
-          <w:color w:val="000000" w:themeColor="text1" w:themeTint="FF" w:themeShade="FF"/>
-          <w:sz w:val="24"/>
-          <w:szCs w:val="24"/>
-          <w:lang w:val="pt-BR" w:eastAsia="en-US" w:bidi="ar-SA"/>
-        </w:rPr>
-        <w:t>npj_number</w:t>
-      </w:r>
-      <w:r>
-        <w:rPr>
-          <w:rFonts w:ascii="Times New Roman" w:hAnsi="Times New Roman" w:eastAsia="Calibri" w:cs="Calibri"/>
-          <w:noProof w:val="0"/>
-          <w:color w:val="000000" w:themeColor="text1" w:themeTint="FF" w:themeShade="FF"/>
-          <w:sz w:val="24"/>
-          <w:szCs w:val="24"/>
-          <w:lang w:val="pt-BR" w:eastAsia="en-US" w:bidi="ar-SA"/>
-        </w:rPr>
-        <w:t>}</w:t>
-      </w:r>
-      <w:r>
-        <w:rPr>
-          <w:rFonts w:ascii="Times New Roman" w:hAnsi="Times New Roman" w:eastAsia="Calibri" w:cs="Calibri"/>
-          <w:noProof w:val="0"/>
-          <w:color w:val="000000" w:themeColor="text1" w:themeTint="FF" w:themeShade="FF"/>
-          <w:sz w:val="24"/>
-          <w:szCs w:val="24"/>
-          <w:lang w:val="pt-BR" w:eastAsia="en-US" w:bidi="ar-SA"/>
-        </w:rPr>
-        <w:t xml:space="preserve">. </w:t>
-      </w:r>
-    </w:p>
-    <w:p>
-      <w:pPr>
-        <w:pStyle w:val="Corpo"/>
-        <w:jc w:val="both"/>
-        <w:rPr>
-          <w:rFonts w:ascii="Times New Roman" w:hAnsi="Times New Roman" w:eastAsia="Calibri" w:cs="Calibri"/>
-          <w:noProof w:val="0"/>
-          <w:color w:val="000000" w:themeColor="text1" w:themeTint="FF" w:themeShade="FF"/>
-          <w:sz w:val="24"/>
-          <w:szCs w:val="24"/>
-          <w:lang w:val="pt-BR" w:eastAsia="en-US" w:bidi="ar-SA"/>
-        </w:rPr>
-      </w:pPr>
-      <w:r>
-        <w:rPr>
-          <w:rFonts w:ascii="Times New Roman" w:hAnsi="Times New Roman" w:eastAsia="Calibri" w:cs="Calibri"/>
-          <w:noProof w:val="0"/>
-          <w:color w:val="000000" w:themeColor="text1" w:themeTint="FF" w:themeShade="FF"/>
-          <w:sz w:val="24"/>
-          <w:szCs w:val="24"/>
-          <w:lang w:val="pt-BR" w:eastAsia="en-US" w:bidi="ar-SA"/>
-        </w:rPr>
-        <w:t>${</w:t>
-      </w:r>
-      <w:r>
-        <w:rPr>
-          <w:rFonts w:ascii="Times New Roman" w:hAnsi="Times New Roman" w:eastAsia="Calibri" w:cs="Calibri"/>
-          <w:noProof w:val="0"/>
-          <w:color w:val="000000" w:themeColor="text1" w:themeTint="FF" w:themeShade="FF"/>
-          <w:sz w:val="24"/>
-          <w:szCs w:val="24"/>
-          <w:lang w:val="pt-BR" w:eastAsia="en-US" w:bidi="ar-SA"/>
-        </w:rPr>
-        <w:t>visits_list</w:t>
-      </w:r>
-      <w:r>
-        <w:rPr>
-          <w:rFonts w:ascii="Times New Roman" w:hAnsi="Times New Roman" w:eastAsia="Calibri" w:cs="Calibri"/>
-          <w:noProof w:val="0"/>
-          <w:color w:val="000000" w:themeColor="text1" w:themeTint="FF" w:themeShade="FF"/>
-          <w:sz w:val="24"/>
-          <w:szCs w:val="24"/>
-          <w:lang w:val="pt-BR" w:eastAsia="en-US" w:bidi="ar-SA"/>
-        </w:rPr>
-        <w:t>}</w:t>
-      </w:r>
-    </w:p>
-    <w:p>
-      <w:pPr>
-        <w:pStyle w:val="Corpo"/>
-        <w:suppressLineNumbers w:val="0"/>
-        <w:pBdr>
-          <w:top w:val="nil" w:color="000000" w:sz="0" w:space="0"/>
-          <w:left w:val="nil" w:color="000000" w:sz="0" w:space="0"/>
-          <w:bottom w:val="nil" w:color="000000" w:sz="0" w:space="0"/>
-          <w:right w:val="nil" w:color="000000" w:sz="0" w:space="0"/>
-          <w:between w:val="nil" w:color="000000" w:sz="0" w:space="0"/>
-        </w:pBdr>
-        <w:bidi w:val="0"/>
-        <w:spacing w:before="0" w:beforeAutospacing="off" w:after="160" w:afterAutospacing="off" w:line="259" w:lineRule="auto"/>
-        <w:ind w:left="0" w:right="0"/>
-        <w:jc w:val="both"/>
-        <w:rPr>
-          <w:rFonts w:ascii="Times New Roman" w:hAnsi="Times New Roman" w:eastAsia="Calibri" w:cs="Calibri"/>
-          <w:noProof w:val="0"/>
-          <w:color w:val="000000" w:themeColor="text1" w:themeTint="FF" w:themeShade="FF"/>
-          <w:sz w:val="24"/>
-          <w:szCs w:val="24"/>
-          <w:lang w:val="pt-BR" w:eastAsia="en-US" w:bidi="ar-SA"/>
-        </w:rPr>
-      </w:pPr>
-      <w:r>
-        <w:rPr>
-          <w:rFonts w:ascii="Times New Roman" w:hAnsi="Times New Roman" w:eastAsia="Calibri" w:cs="Calibri"/>
-          <w:noProof w:val="0"/>
-          <w:color w:val="000000" w:themeColor="text1" w:themeTint="FF" w:themeShade="FF"/>
-          <w:sz w:val="24"/>
-          <w:szCs w:val="24"/>
-          <w:lang w:val="pt-BR" w:eastAsia="en-US" w:bidi="ar-SA"/>
-        </w:rPr>
-        <w:t>Em</w:t>
-      </w:r>
-      <w:r>
-        <w:rPr>
-          <w:rFonts w:ascii="Times New Roman" w:hAnsi="Times New Roman" w:eastAsia="Calibri" w:cs="Calibri"/>
-          <w:noProof w:val="0"/>
-          <w:color w:val="000000" w:themeColor="text1" w:themeTint="FF" w:themeShade="FF"/>
-          <w:sz w:val="24"/>
-          <w:szCs w:val="24"/>
-          <w:lang w:val="pt-BR" w:eastAsia="en-US" w:bidi="ar-SA"/>
-        </w:rPr>
-        <w:t xml:space="preserve"> face das constatações, certificamos que </w:t>
-      </w:r>
-      <w:r>
-        <w:rPr>
-          <w:rFonts w:ascii="Times New Roman" w:hAnsi="Times New Roman" w:eastAsia="Calibri" w:cs="Calibri"/>
-          <w:noProof w:val="0"/>
-          <w:color w:val="000000" w:themeColor="text1" w:themeTint="FF" w:themeShade="FF"/>
-          <w:sz w:val="24"/>
-          <w:szCs w:val="24"/>
-          <w:lang w:val="pt-BR" w:eastAsia="en-US" w:bidi="ar-SA"/>
-        </w:rPr>
-        <w:t>${</w:t>
-      </w:r>
-      <w:r>
-        <w:rPr>
-          <w:rFonts w:ascii="Times New Roman" w:hAnsi="Times New Roman" w:eastAsia="Calibri" w:cs="Calibri"/>
-          <w:noProof w:val="0"/>
-          <w:color w:val="000000" w:themeColor="text1" w:themeTint="FF" w:themeShade="FF"/>
-          <w:sz w:val="24"/>
-          <w:szCs w:val="24"/>
-          <w:lang w:val="pt-BR" w:eastAsia="en-US" w:bidi="ar-SA"/>
-        </w:rPr>
-        <w:t>verb_debtors</w:t>
-      </w:r>
-      <w:r>
-        <w:rPr>
-          <w:rFonts w:ascii="Times New Roman" w:hAnsi="Times New Roman" w:eastAsia="Calibri" w:cs="Calibri"/>
-          <w:noProof w:val="0"/>
-          <w:color w:val="000000" w:themeColor="text1" w:themeTint="FF" w:themeShade="FF"/>
-          <w:sz w:val="24"/>
-          <w:szCs w:val="24"/>
-          <w:lang w:val="pt-BR" w:eastAsia="en-US" w:bidi="ar-SA"/>
-        </w:rPr>
-        <w:t>}</w:t>
-      </w:r>
-      <w:r>
-        <w:rPr>
-          <w:rFonts w:ascii="Times New Roman" w:hAnsi="Times New Roman" w:eastAsia="Calibri" w:cs="Calibri"/>
-          <w:noProof w:val="0"/>
-          <w:color w:val="000000" w:themeColor="text1" w:themeTint="FF" w:themeShade="FF"/>
-          <w:sz w:val="24"/>
-          <w:szCs w:val="24"/>
-          <w:lang w:val="pt-BR" w:eastAsia="en-US" w:bidi="ar-SA"/>
-        </w:rPr>
-        <w:t xml:space="preserve"> </w:t>
-      </w:r>
-      <w:r>
-        <w:rPr>
-          <w:rFonts w:ascii="Times New Roman" w:hAnsi="Times New Roman" w:eastAsia="Calibri" w:cs="Calibri"/>
-          <w:noProof w:val="0"/>
-          <w:color w:val="000000" w:themeColor="text1" w:themeTint="FF" w:themeShade="FF"/>
-          <w:sz w:val="24"/>
-          <w:szCs w:val="24"/>
-          <w:lang w:val="pt-BR" w:eastAsia="en-US" w:bidi="ar-SA"/>
-        </w:rPr>
-        <w:t>em</w:t>
-      </w:r>
-      <w:r>
-        <w:rPr>
-          <w:rFonts w:ascii="Times New Roman" w:hAnsi="Times New Roman" w:eastAsia="Calibri" w:cs="Calibri"/>
-          <w:noProof w:val="0"/>
-          <w:color w:val="000000" w:themeColor="text1" w:themeTint="FF" w:themeShade="FF"/>
-          <w:sz w:val="24"/>
-          <w:szCs w:val="24"/>
-          <w:lang w:val="pt-BR" w:eastAsia="en-US" w:bidi="ar-SA"/>
-        </w:rPr>
-        <w:t xml:space="preserve"> lugar ignorado, nos termos do Art. 26, §4º-B, da Lei 9.514/1997, tornando necessário realizar a intimação por edital, após o envio regular de e-mail para as partes que tenham contato eletrônico registrado em contrato. </w:t>
-      </w:r>
-      <w:r>
-        <w:rPr>
-          <w:rFonts w:ascii="Times New Roman" w:hAnsi="Times New Roman" w:eastAsia="Calibri" w:cs="Calibri"/>
-          <w:noProof w:val="0"/>
-          <w:color w:val="000000" w:themeColor="text1" w:themeTint="FF" w:themeShade="FF"/>
-          <w:sz w:val="24"/>
-          <w:szCs w:val="24"/>
-          <w:lang w:val="pt-BR" w:eastAsia="en-US" w:bidi="ar-SA"/>
-        </w:rPr>
-        <w:t xml:space="preserve"> </w:t>
-      </w:r>
-      <w:r>
-        <w:rPr>
-          <w:rFonts w:ascii="Times New Roman" w:hAnsi="Times New Roman" w:eastAsia="Calibri" w:cs="Calibri"/>
-          <w:noProof w:val="0"/>
-          <w:color w:val="000000" w:themeColor="text1" w:themeTint="FF" w:themeShade="FF"/>
-          <w:sz w:val="24"/>
-          <w:szCs w:val="24"/>
-          <w:lang w:val="pt-BR" w:eastAsia="en-US" w:bidi="ar-SA"/>
-        </w:rPr>
-        <w:t xml:space="preserve">Apesar de não estar regulamentada a notificação dos interessados por whatsapp e e-mail, mas considerando que foi constatada a necessidade de publicação de edital, o Cartório tentou contato com as partes por esses meios de comunicação, sendo o resultado descrito a seguir: </w:t>
-      </w:r>
-      <w:r>
-        <w:rPr>
-          <w:rFonts w:ascii="Times New Roman" w:hAnsi="Times New Roman" w:eastAsia="Calibri" w:cs="Calibri"/>
-          <w:noProof w:val="0"/>
-          <w:color w:val="000000" w:themeColor="text1" w:themeTint="FF" w:themeShade="FF"/>
-          <w:sz w:val="24"/>
-          <w:szCs w:val="24"/>
-          <w:lang w:val="pt-BR" w:eastAsia="en-US" w:bidi="ar-SA"/>
-        </w:rPr>
-        <w:t>$</w:t>
-      </w:r>
-      <w:r>
-        <w:rPr>
-          <w:rFonts w:ascii="Times New Roman" w:hAnsi="Times New Roman" w:eastAsia="Calibri" w:cs="Calibri"/>
-          <w:noProof w:val="0"/>
-          <w:color w:val="000000" w:themeColor="text1" w:themeTint="FF" w:themeShade="FF"/>
-          <w:sz w:val="24"/>
-          <w:szCs w:val="24"/>
-          <w:lang w:val="pt-BR" w:eastAsia="en-US" w:bidi="ar-SA"/>
-        </w:rPr>
-        <w:t>{</w:t>
-      </w:r>
-      <w:r>
-        <w:rPr>
-          <w:rFonts w:ascii="Times New Roman" w:hAnsi="Times New Roman" w:eastAsia="Calibri" w:cs="Calibri"/>
-          <w:noProof w:val="0"/>
-          <w:color w:val="000000" w:themeColor="text1" w:themeTint="FF" w:themeShade="FF"/>
-          <w:sz w:val="24"/>
-          <w:szCs w:val="24"/>
-          <w:lang w:val="pt-BR" w:eastAsia="en-US" w:bidi="ar-SA"/>
-        </w:rPr>
-        <w:t>digital_contacts</w:t>
-      </w:r>
-      <w:r>
-        <w:rPr>
-          <w:rFonts w:ascii="Times New Roman" w:hAnsi="Times New Roman" w:eastAsia="Calibri" w:cs="Calibri"/>
-          <w:noProof w:val="0"/>
-          <w:color w:val="000000" w:themeColor="text1" w:themeTint="FF" w:themeShade="FF"/>
-          <w:sz w:val="24"/>
-          <w:szCs w:val="24"/>
-          <w:lang w:val="pt-BR" w:eastAsia="en-US" w:bidi="ar-SA"/>
-        </w:rPr>
-        <w:t>_result}</w:t>
-      </w:r>
-      <w:r>
-        <w:rPr>
-          <w:rFonts w:ascii="Times New Roman" w:hAnsi="Times New Roman" w:eastAsia="Calibri" w:cs="Calibri"/>
-          <w:noProof w:val="0"/>
-          <w:color w:val="000000" w:themeColor="text1" w:themeTint="FF" w:themeShade="FF"/>
-          <w:sz w:val="24"/>
-          <w:szCs w:val="24"/>
-          <w:lang w:val="pt-BR" w:eastAsia="en-US" w:bidi="ar-SA"/>
-        </w:rPr>
-        <w:t>. Os</w:t>
-      </w:r>
-      <w:r>
-        <w:rPr>
-          <w:rFonts w:ascii="Times New Roman" w:hAnsi="Times New Roman" w:eastAsia="Calibri" w:cs="Calibri"/>
-          <w:noProof w:val="0"/>
-          <w:color w:val="000000" w:themeColor="text1" w:themeTint="FF" w:themeShade="FF"/>
-          <w:sz w:val="24"/>
-          <w:szCs w:val="24"/>
-          <w:lang w:val="pt-BR" w:eastAsia="en-US" w:bidi="ar-SA"/>
-        </w:rPr>
-        <w:t xml:space="preserve"> contatos telefônicos utilizados para tentar contato foram: </w:t>
-      </w:r>
-      <w:r>
-        <w:rPr>
-          <w:rFonts w:ascii="Times New Roman" w:hAnsi="Times New Roman" w:eastAsia="Calibri" w:cs="Calibri"/>
-          <w:noProof w:val="0"/>
-          <w:color w:val="000000" w:themeColor="text1" w:themeTint="FF" w:themeShade="FF"/>
-          <w:sz w:val="24"/>
-          <w:szCs w:val="24"/>
-          <w:lang w:val="pt-BR" w:eastAsia="en-US" w:bidi="ar-SA"/>
-        </w:rPr>
-        <w:t>${</w:t>
-      </w:r>
-      <w:r>
-        <w:rPr>
-          <w:rFonts w:ascii="Times New Roman" w:hAnsi="Times New Roman" w:eastAsia="Calibri" w:cs="Calibri"/>
-          <w:noProof w:val="0"/>
-          <w:color w:val="000000" w:themeColor="text1" w:themeTint="FF" w:themeShade="FF"/>
-          <w:sz w:val="24"/>
-          <w:szCs w:val="24"/>
-          <w:lang w:val="pt-BR" w:eastAsia="en-US" w:bidi="ar-SA"/>
-        </w:rPr>
-        <w:t>list_number_notified_people</w:t>
-      </w:r>
-      <w:r>
-        <w:rPr>
-          <w:rFonts w:ascii="Times New Roman" w:hAnsi="Times New Roman" w:eastAsia="Calibri" w:cs="Calibri"/>
-          <w:noProof w:val="0"/>
-          <w:color w:val="000000" w:themeColor="text1" w:themeTint="FF" w:themeShade="FF"/>
-          <w:sz w:val="24"/>
-          <w:szCs w:val="24"/>
-          <w:lang w:val="pt-BR" w:eastAsia="en-US" w:bidi="ar-SA"/>
-        </w:rPr>
-        <w:t>}</w:t>
-      </w:r>
-      <w:r>
-        <w:rPr>
-          <w:rFonts w:ascii="Times New Roman" w:hAnsi="Times New Roman" w:eastAsia="Calibri" w:cs="Calibri"/>
-          <w:noProof w:val="0"/>
-          <w:color w:val="000000" w:themeColor="text1" w:themeTint="FF" w:themeShade="FF"/>
-          <w:sz w:val="24"/>
-          <w:szCs w:val="24"/>
-          <w:lang w:val="pt-BR" w:eastAsia="en-US" w:bidi="ar-SA"/>
-        </w:rPr>
-        <w:t>.</w:t>
-      </w:r>
-      <w:r>
-        <w:rPr>
-          <w:rFonts w:ascii="Times New Roman" w:hAnsi="Times New Roman" w:eastAsia="Calibri" w:cs="Calibri"/>
-          <w:noProof w:val="0"/>
-          <w:color w:val="000000" w:themeColor="text1" w:themeTint="FF" w:themeShade="FF"/>
-          <w:sz w:val="24"/>
-          <w:szCs w:val="24"/>
-          <w:lang w:val="pt-BR" w:eastAsia="en-US" w:bidi="ar-SA"/>
-        </w:rPr>
-        <w:t xml:space="preserve"> Os contatos de e-mail utilizados para tentar contato foram: </w:t>
-      </w:r>
-      <w:r>
-        <w:rPr>
-          <w:rFonts w:ascii="Times New Roman" w:hAnsi="Times New Roman" w:eastAsia="Calibri" w:cs="Calibri"/>
-          <w:noProof w:val="0"/>
-          <w:color w:val="000000" w:themeColor="text1" w:themeTint="FF" w:themeShade="FF"/>
-          <w:sz w:val="24"/>
-          <w:szCs w:val="24"/>
-          <w:lang w:val="pt-BR" w:eastAsia="en-US" w:bidi="ar-SA"/>
-        </w:rPr>
-        <w:t>${</w:t>
-      </w:r>
-      <w:r>
-        <w:rPr>
-          <w:rFonts w:ascii="Times New Roman" w:hAnsi="Times New Roman" w:eastAsia="Calibri" w:cs="Calibri"/>
-          <w:noProof w:val="0"/>
-          <w:color w:val="000000" w:themeColor="text1" w:themeTint="FF" w:themeShade="FF"/>
-          <w:sz w:val="24"/>
-          <w:szCs w:val="24"/>
-          <w:lang w:val="pt-BR" w:eastAsia="en-US" w:bidi="ar-SA"/>
-        </w:rPr>
-        <w:t>list_email_notified_people</w:t>
-      </w:r>
-      <w:r>
-        <w:rPr>
-          <w:rFonts w:ascii="Times New Roman" w:hAnsi="Times New Roman" w:eastAsia="Calibri" w:cs="Calibri"/>
-          <w:noProof w:val="0"/>
-          <w:color w:val="000000" w:themeColor="text1" w:themeTint="FF" w:themeShade="FF"/>
-          <w:sz w:val="24"/>
-          <w:szCs w:val="24"/>
-          <w:lang w:val="pt-BR" w:eastAsia="en-US" w:bidi="ar-SA"/>
-        </w:rPr>
-        <w:t>}</w:t>
-      </w:r>
-      <w:r>
-        <w:rPr>
-          <w:rFonts w:ascii="Times New Roman" w:hAnsi="Times New Roman" w:eastAsia="Calibri" w:cs="Calibri"/>
-          <w:noProof w:val="0"/>
-          <w:color w:val="000000" w:themeColor="text1" w:themeTint="FF" w:themeShade="FF"/>
-          <w:sz w:val="24"/>
-          <w:szCs w:val="24"/>
-          <w:lang w:val="pt-BR" w:eastAsia="en-US" w:bidi="ar-SA"/>
-        </w:rPr>
-        <w:t>.</w:t>
-      </w:r>
-    </w:p>
-    <w:p>
-      <w:pPr>
-        <w:pStyle w:val="Normal"/>
-        <w:suppressLineNumbers w:val="0"/>
-        <w:pBdr>
-          <w:top w:val="nil" w:color="FF000000" w:sz="0" w:space="0"/>
-          <w:left w:val="nil" w:color="FF000000" w:sz="0" w:space="0"/>
-          <w:bottom w:val="nil" w:color="FF000000" w:sz="0" w:space="0"/>
-          <w:right w:val="nil" w:color="FF000000" w:sz="0" w:space="0"/>
-          <w:between w:val="nil" w:color="FF000000" w:sz="0" w:space="0"/>
-        </w:pBdr>
-        <w:bidi w:val="0"/>
-        <w:spacing w:before="0" w:beforeAutospacing="off" w:after="0" w:afterAutospacing="off" w:line="259" w:lineRule="auto"/>
-        <w:ind w:left="0" w:right="0"/>
-        <w:jc w:val="both"/>
-        <w:rPr>
-          <w:noProof w:val="0"/>
-          <w:lang w:val="pt-BR"/>
-        </w:rPr>
-      </w:pPr>
-      <w:r>
-        <w:rPr>
-          <w:noProof w:val="0"/>
-          <w:lang w:val="pt-BR"/>
-        </w:rPr>
-        <w:t>Após o decurso do prazo de ${</w:t>
-      </w:r>
-      <w:r>
-        <w:rPr>
-          <w:noProof w:val="0"/>
-          <w:lang w:val="pt-BR"/>
-        </w:rPr>
-        <w:t>period_email</w:t>
-      </w:r>
-      <w:r>
-        <w:rPr>
-          <w:noProof w:val="0"/>
-          <w:lang w:val="pt-BR"/>
-        </w:rPr>
-        <w:t>} e do envio do e-mail para ${</w:t>
-      </w:r>
-      <w:r>
-        <w:rPr>
-          <w:noProof w:val="0"/>
-          <w:lang w:val="pt-BR"/>
-        </w:rPr>
-        <w:t>verb_debtor_article</w:t>
-      </w:r>
-      <w:r>
-        <w:rPr>
-          <w:noProof w:val="0"/>
-          <w:lang w:val="pt-BR"/>
-        </w:rPr>
-        <w:t>}, o Cartório, a requerimento do Credor, seguiu para publicação de editais, publicados por três dias na ONR - Operador Nacional do Sistema de Registro Eletrônico de Imóveis</w:t>
-      </w:r>
-      <w:r>
-        <w:rPr>
-          <w:noProof w:val="0"/>
-          <w:lang w:val="pt-BR"/>
-        </w:rPr>
-        <w:t xml:space="preserve"> </w:t>
-      </w:r>
-      <w:r>
-        <w:rPr>
-          <w:noProof w:val="0"/>
-          <w:lang w:val="pt-BR"/>
-        </w:rPr>
-        <w:t>(www.registrodeimoveis.org.br). A primeira publicação se deu na Edição nº ${edital_</w:t>
-      </w:r>
-      <w:r>
-        <w:rPr>
-          <w:noProof w:val="0"/>
-          <w:lang w:val="pt-BR"/>
-        </w:rPr>
-        <w:t>edition</w:t>
-      </w:r>
-      <w:r>
-        <w:rPr>
-          <w:noProof w:val="0"/>
-          <w:lang w:val="pt-BR"/>
-        </w:rPr>
-        <w:t>_1},</w:t>
-      </w:r>
-      <w:r>
-        <w:rPr>
-          <w:noProof w:val="0"/>
-          <w:lang w:val="pt-BR"/>
-        </w:rPr>
-        <w:t xml:space="preserve"> edital n˚ ${edital_num_1},</w:t>
-      </w:r>
-      <w:r>
-        <w:rPr>
-          <w:noProof w:val="0"/>
-          <w:lang w:val="pt-BR"/>
-        </w:rPr>
-        <w:t xml:space="preserve"> em ${edital_date_1}. </w:t>
-      </w:r>
-      <w:r>
-        <w:rPr>
-          <w:noProof w:val="0"/>
-          <w:lang w:val="pt-BR"/>
-        </w:rPr>
-        <w:t>${publication_2_</w:t>
-      </w:r>
-      <w:r>
-        <w:rPr>
-          <w:noProof w:val="0"/>
-          <w:lang w:val="pt-BR"/>
-        </w:rPr>
-        <w:t>text}$</w:t>
-      </w:r>
-      <w:r>
-        <w:rPr>
-          <w:noProof w:val="0"/>
-          <w:lang w:val="pt-BR"/>
-        </w:rPr>
-        <w:t>{publication_3_tex</w:t>
-      </w:r>
-      <w:r>
-        <w:rPr>
-          <w:noProof w:val="0"/>
-          <w:lang w:val="pt-BR"/>
-        </w:rPr>
-        <w:t>t</w:t>
-      </w:r>
-      <w:r>
-        <w:rPr>
-          <w:noProof w:val="0"/>
-          <w:lang w:val="pt-BR"/>
-        </w:rPr>
-        <w:t>}</w:t>
-      </w:r>
-    </w:p>
-    <w:p>
-      <w:pPr>
-        <w:pStyle w:val="Corpo"/>
-        <w:suppressLineNumbers w:val="0"/>
-        <w:bidi w:val="0"/>
-        <w:spacing w:before="0" w:beforeAutospacing="off" w:after="160" w:afterAutospacing="off" w:line="259" w:lineRule="auto"/>
-        <w:ind/>
-        <w:jc w:val="both"/>
-        <w:rPr>
-          <w:rFonts w:ascii="Times New Roman" w:hAnsi="Times New Roman" w:eastAsia="Calibri" w:cs="Calibri"/>
-          <w:noProof w:val="0"/>
-          <w:color w:val="000000" w:themeColor="text1" w:themeTint="FF" w:themeShade="FF"/>
-          <w:sz w:val="24"/>
-          <w:szCs w:val="24"/>
-          <w:lang w:val="pt-BR" w:eastAsia="en-US" w:bidi="ar-SA"/>
-        </w:rPr>
-      </w:pPr>
-      <w:r>
-        <w:rPr>
-          <w:rFonts w:ascii="Times New Roman" w:hAnsi="Times New Roman" w:eastAsia="Calibri" w:cs="Calibri"/>
-          <w:noProof w:val="0"/>
-          <w:color w:val="000000" w:themeColor="text1" w:themeTint="FF" w:themeShade="FF"/>
-          <w:sz w:val="24"/>
-          <w:szCs w:val="24"/>
-          <w:lang w:val="pt-BR" w:eastAsia="en-US" w:bidi="ar-SA"/>
-        </w:rPr>
-        <w:t xml:space="preserve">Certificamos, por último, que decorreu o prazo legal de 15 dias contados da última intimação realizada por edital sem que os devedores comparecessem ao Cartório de Registro de Imóveis para purgarem </w:t>
-      </w:r>
-      <w:r>
-        <w:rPr>
-          <w:rFonts w:ascii="Times New Roman" w:hAnsi="Times New Roman" w:eastAsia="Calibri" w:cs="Calibri"/>
-          <w:noProof w:val="0"/>
-          <w:color w:val="000000" w:themeColor="text1" w:themeTint="FF" w:themeShade="FF"/>
-          <w:sz w:val="24"/>
-          <w:szCs w:val="24"/>
-          <w:lang w:val="pt-BR" w:eastAsia="en-US" w:bidi="ar-SA"/>
-        </w:rPr>
-        <w:t>a mora.</w:t>
-      </w:r>
-    </w:p>
-    <w:p>
-      <w:pPr>
-        <w:pStyle w:val="Corpo"/>
-        <w:suppressLineNumbers w:val="0"/>
-        <w:pBdr>
-          <w:top w:val="nil" w:color="000000" w:sz="0" w:space="0"/>
-          <w:left w:val="nil" w:color="000000" w:sz="0" w:space="0"/>
-          <w:bottom w:val="nil" w:color="000000" w:sz="0" w:space="0"/>
-          <w:right w:val="nil" w:color="000000" w:sz="0" w:space="0"/>
-          <w:between w:val="nil" w:color="000000" w:sz="0" w:space="0"/>
-        </w:pBdr>
-        <w:bidi w:val="0"/>
-        <w:spacing w:before="0" w:beforeAutospacing="off" w:after="160" w:afterAutospacing="off" w:line="259" w:lineRule="auto"/>
-        <w:ind w:left="0" w:right="0"/>
-        <w:jc w:val="both"/>
-        <w:rPr>
-          <w:rFonts w:ascii="Times New Roman" w:hAnsi="Times New Roman" w:eastAsia="Calibri" w:cs="Calibri"/>
-          <w:noProof w:val="0"/>
-          <w:color w:val="000000" w:themeColor="text1" w:themeTint="FF" w:themeShade="FF"/>
-          <w:sz w:val="24"/>
-          <w:szCs w:val="24"/>
-          <w:lang w:val="pt-BR" w:eastAsia="en-US" w:bidi="ar-SA"/>
-        </w:rPr>
-      </w:pPr>
-      <w:r>
-        <w:rPr>
-          <w:rFonts w:ascii="Times New Roman" w:hAnsi="Times New Roman" w:eastAsia="Calibri" w:cs="Calibri"/>
-          <w:noProof w:val="0"/>
-          <w:color w:val="000000" w:themeColor="text1" w:themeTint="FF" w:themeShade="FF"/>
-          <w:sz w:val="24"/>
-          <w:szCs w:val="24"/>
-          <w:lang w:val="pt-BR" w:eastAsia="en-US" w:bidi="ar-SA"/>
-        </w:rPr>
-        <w:t xml:space="preserve">Certificamos que na data de hoje, </w:t>
-      </w:r>
-      <w:r>
-        <w:rPr>
-          <w:rFonts w:ascii="Times New Roman" w:hAnsi="Times New Roman" w:eastAsia="Calibri" w:cs="Calibri"/>
-          <w:noProof w:val="0"/>
-          <w:color w:val="000000" w:themeColor="text1" w:themeTint="FF" w:themeShade="FF"/>
-          <w:sz w:val="24"/>
-          <w:szCs w:val="24"/>
-          <w:lang w:val="pt-BR" w:eastAsia="en-US" w:bidi="ar-SA"/>
-        </w:rPr>
-        <w:t>${</w:t>
-      </w:r>
-      <w:r>
-        <w:rPr>
-          <w:rFonts w:ascii="Times New Roman" w:hAnsi="Times New Roman" w:eastAsia="Calibri" w:cs="Calibri"/>
-          <w:noProof w:val="0"/>
-          <w:color w:val="000000" w:themeColor="text1" w:themeTint="FF" w:themeShade="FF"/>
-          <w:sz w:val="24"/>
-          <w:szCs w:val="24"/>
-          <w:lang w:val="pt-BR" w:eastAsia="en-US" w:bidi="ar-SA"/>
-        </w:rPr>
-        <w:t>date_short</w:t>
-      </w:r>
-      <w:r>
-        <w:rPr>
-          <w:rFonts w:ascii="Times New Roman" w:hAnsi="Times New Roman" w:eastAsia="Calibri" w:cs="Calibri"/>
-          <w:noProof w:val="0"/>
-          <w:color w:val="000000" w:themeColor="text1" w:themeTint="FF" w:themeShade="FF"/>
-          <w:sz w:val="24"/>
-          <w:szCs w:val="24"/>
-          <w:lang w:val="pt-BR" w:eastAsia="en-US" w:bidi="ar-SA"/>
-        </w:rPr>
-        <w:t>}</w:t>
-      </w:r>
-      <w:r>
-        <w:rPr>
-          <w:rFonts w:ascii="Times New Roman" w:hAnsi="Times New Roman" w:eastAsia="Calibri" w:cs="Calibri"/>
-          <w:noProof w:val="0"/>
-          <w:color w:val="000000" w:themeColor="text1" w:themeTint="FF" w:themeShade="FF"/>
-          <w:sz w:val="24"/>
-          <w:szCs w:val="24"/>
-          <w:lang w:val="pt-BR" w:eastAsia="en-US" w:bidi="ar-SA"/>
-        </w:rPr>
-        <w:t>, transcorreram mais de 15 dias sem que os devedores comparecessem ao Cartório para pagar os débitos e purgar a mora.</w:t>
-      </w:r>
-      <w:r>
-        <w:rPr>
-          <w:rFonts w:ascii="Times New Roman" w:hAnsi="Times New Roman" w:eastAsia="Calibri" w:cs="Calibri"/>
-          <w:noProof w:val="0"/>
-          <w:color w:val="000000" w:themeColor="text1" w:themeTint="FF" w:themeShade="FF"/>
-          <w:sz w:val="24"/>
-          <w:szCs w:val="24"/>
-          <w:lang w:val="pt-BR" w:eastAsia="en-US" w:bidi="ar-SA"/>
-        </w:rPr>
-        <w:t xml:space="preserve"> O referido é verdade e dou fé.</w:t>
-      </w:r>
-    </w:p>
-    <w:p>
-      <w:pPr>
-        <w:pStyle w:val="Corpo"/>
-        <w:jc w:val="both"/>
-        <w:rPr>
-          <w:rFonts w:ascii="Times New Roman" w:hAnsi="Times New Roman"/>
+          <w:rFonts w:ascii="Times New Roman" w:hAnsi="Times New Roman" w:eastAsia="Times New Roman" w:cs="Times New Roman"/>
           <w:sz w:val="24"/>
           <w:szCs w:val="24"/>
           <w:lang w:val="pt-BR"/>
@@ -1487,9 +1332,9 @@
     <w:p>
       <w:pPr>
         <w:pStyle w:val="Corpo"/>
-        <w:spacing w:after="0" w:afterAutospacing="off"/>
-        <w:rPr>
-          <w:rFonts w:ascii="Times New Roman" w:hAnsi="Times New Roman"/>
+        <w:spacing w:after="0"/>
+        <w:rPr>
+          <w:rFonts w:ascii="Times New Roman" w:hAnsi="Times New Roman" w:eastAsia="Times New Roman" w:cs="Times New Roman"/>
           <w:sz w:val="24"/>
           <w:szCs w:val="24"/>
           <w:lang w:val="pt-BR"/>
@@ -1497,7 +1342,7 @@
       </w:pPr>
       <w:r>
         <w:rPr>
-          <w:rFonts w:ascii="Times New Roman" w:hAnsi="Times New Roman"/>
+          <w:rFonts w:ascii="Times New Roman" w:hAnsi="Times New Roman" w:eastAsia="Times New Roman" w:cs="Times New Roman"/>
           <w:sz w:val="24"/>
           <w:szCs w:val="24"/>
           <w:lang w:val="pt-BR"/>
@@ -1506,7 +1351,7 @@
       </w:r>
       <w:r>
         <w:rPr>
-          <w:rFonts w:ascii="Times New Roman" w:hAnsi="Times New Roman"/>
+          <w:rFonts w:ascii="Times New Roman" w:hAnsi="Times New Roman" w:eastAsia="Times New Roman" w:cs="Times New Roman"/>
           <w:sz w:val="24"/>
           <w:szCs w:val="24"/>
           <w:lang w:val="pt-PT"/>
@@ -1515,7 +1360,7 @@
       </w:r>
       <w:r>
         <w:rPr>
-          <w:rFonts w:ascii="Times New Roman" w:hAnsi="Times New Roman"/>
+          <w:rFonts w:ascii="Times New Roman" w:hAnsi="Times New Roman" w:eastAsia="Times New Roman" w:cs="Times New Roman"/>
           <w:sz w:val="24"/>
           <w:szCs w:val="24"/>
           <w:lang w:val="pt-BR"/>
@@ -1527,6 +1372,7 @@
           <w:rFonts w:ascii="Times New Roman" w:hAnsi="Times New Roman" w:eastAsia="Times New Roman" w:cs="Times New Roman"/>
           <w:sz w:val="24"/>
           <w:szCs w:val="24"/>
+          <w:lang w:val="pt-BR"/>
         </w:rPr>
         <w:t>${date}</w:t>
       </w:r>
@@ -1538,8 +1384,8 @@
         <w:jc w:val="center"/>
         <w:rPr>
           <w:rFonts w:ascii="Times New Roman" w:hAnsi="Times New Roman" w:eastAsia="Times New Roman" w:cs="Times New Roman"/>
-          <w:i/>
-          <w:iCs/>
+          <w:i w:val="1"/>
+          <w:iCs w:val="1"/>
           <w:sz w:val="24"/>
           <w:szCs w:val="24"/>
           <w:lang w:val="pt-BR"/>
@@ -1553,8 +1399,8 @@
         <w:jc w:val="center"/>
         <w:rPr>
           <w:rFonts w:ascii="Times New Roman" w:hAnsi="Times New Roman" w:eastAsia="Times New Roman" w:cs="Times New Roman"/>
-          <w:i/>
-          <w:iCs/>
+          <w:i w:val="1"/>
+          <w:iCs w:val="1"/>
           <w:sz w:val="24"/>
           <w:szCs w:val="24"/>
           <w:lang w:val="pt-BR"/>
@@ -1562,9 +1408,9 @@
       </w:pPr>
       <w:r>
         <w:rPr>
-          <w:rFonts w:ascii="Times New Roman" w:hAnsi="Times New Roman"/>
-          <w:i/>
-          <w:iCs/>
+          <w:rFonts w:ascii="Times New Roman" w:hAnsi="Times New Roman" w:eastAsia="Times New Roman" w:cs="Times New Roman"/>
+          <w:i w:val="1"/>
+          <w:iCs w:val="1"/>
           <w:sz w:val="24"/>
           <w:szCs w:val="24"/>
           <w:lang w:val="pt-BR"/>
@@ -1579,8 +1425,8 @@
         <w:jc w:val="center"/>
         <w:rPr>
           <w:rFonts w:ascii="Times New Roman" w:hAnsi="Times New Roman" w:eastAsia="Times New Roman" w:cs="Times New Roman"/>
-          <w:i/>
-          <w:iCs/>
+          <w:i w:val="1"/>
+          <w:iCs w:val="1"/>
           <w:sz w:val="24"/>
           <w:szCs w:val="24"/>
           <w:lang w:val="pt-BR"/>
@@ -1588,14 +1434,25 @@
       </w:pPr>
       <w:r>
         <w:rPr>
-          <w:rFonts w:ascii="Times New Roman" w:hAnsi="Times New Roman"/>
-          <w:i/>
-          <w:iCs/>
+          <w:rFonts w:ascii="Times New Roman" w:hAnsi="Times New Roman" w:eastAsia="Times New Roman" w:cs="Times New Roman"/>
+          <w:i w:val="1"/>
+          <w:iCs w:val="1"/>
           <w:sz w:val="24"/>
           <w:szCs w:val="24"/>
           <w:lang w:val="pt-PT"/>
         </w:rPr>
-        <w:t>Wander Ribeiro Palhano</w:t>
+        <w:t>Wander</w:t>
+      </w:r>
+      <w:r>
+        <w:rPr>
+          <w:rFonts w:ascii="Times New Roman" w:hAnsi="Times New Roman" w:eastAsia="Times New Roman" w:cs="Times New Roman"/>
+          <w:i w:val="1"/>
+          <w:iCs w:val="1"/>
+          <w:sz w:val="24"/>
+          <w:szCs w:val="24"/>
+          <w:lang w:val="pt-PT"/>
+        </w:rPr>
+        <w:t xml:space="preserve"> Ribeiro Palhano</w:t>
       </w:r>
     </w:p>
     <w:p>
@@ -1604,41 +1461,22 @@
         <w:spacing w:after="0" w:line="240" w:lineRule="auto"/>
         <w:jc w:val="center"/>
         <w:rPr>
+          <w:rFonts w:ascii="Times New Roman" w:hAnsi="Times New Roman" w:eastAsia="Times New Roman" w:cs="Times New Roman"/>
+          <w:sz w:val="24"/>
+          <w:szCs w:val="24"/>
           <w:lang w:val="pt-BR"/>
         </w:rPr>
       </w:pPr>
       <w:r>
         <w:rPr>
-          <w:rFonts w:ascii="Times New Roman" w:hAnsi="Times New Roman"/>
-          <w:i/>
-          <w:iCs/>
+          <w:rFonts w:ascii="Times New Roman" w:hAnsi="Times New Roman" w:eastAsia="Times New Roman" w:cs="Times New Roman"/>
+          <w:i w:val="1"/>
+          <w:iCs w:val="1"/>
           <w:sz w:val="24"/>
           <w:szCs w:val="24"/>
           <w:lang w:val="pt-PT"/>
         </w:rPr>
-        <w:t>Oficial de Registro de Im</w:t>
-      </w:r>
-      <w:r>
-        <w:rPr>
-          <w:rFonts w:ascii="Times New Roman" w:hAnsi="Times New Roman"/>
-          <w:i/>
-          <w:iCs/>
-          <w:sz w:val="24"/>
-          <w:szCs w:val="24"/>
-          <w:lang w:val="pt-PT"/>
-        </w:rPr>
-        <w:t>ó</w:t>
-      </w:r>
-      <w:r>
-        <w:rPr>
-          <w:rFonts w:ascii="Times New Roman" w:hAnsi="Times New Roman"/>
-          <w:i/>
-          <w:iCs/>
-          <w:sz w:val="24"/>
-          <w:szCs w:val="24"/>
-          <w:lang w:val="pt-PT"/>
-        </w:rPr>
-        <w:t>veis</w:t>
+        <w:t>Oficial de Registro de Imóveis</w:t>
       </w:r>
     </w:p>
     <w:sectPr>
@@ -1653,7 +1491,7 @@
 </file>
 
 <file path=word/endnotes.xml><?xml version="1.0" encoding="utf-8"?>
-<w:endnotes xmlns:wpc="http://schemas.microsoft.com/office/word/2010/wordprocessingCanvas" xmlns:cx="http://schemas.microsoft.com/office/drawing/2014/chartex" xmlns:cx1="http://schemas.microsoft.com/office/drawing/2015/9/8/chartex" xmlns:cx2="http://schemas.microsoft.com/office/drawing/2015/10/21/chartex" xmlns:cx3="http://schemas.microsoft.com/office/drawing/2016/5/9/chartex" xmlns:cx4="http://schemas.microsoft.com/office/drawing/2016/5/10/chartex" xmlns:cx5="http://schemas.microsoft.com/office/drawing/2016/5/11/chartex" xmlns:cx6="http://schemas.microsoft.com/office/drawing/2016/5/12/chartex" xmlns:cx7="http://schemas.microsoft.com/office/drawing/2016/5/13/chartex" xmlns:cx8="http://schemas.microsoft.com/office/drawing/2016/5/14/chartex" xmlns:mc="http://schemas.openxmlformats.org/markup-compatibility/2006" xmlns:aink="http://schemas.microsoft.com/office/drawing/2016/ink" xmlns:am3d="http://schemas.microsoft.com/office/drawing/2017/model3d" xmlns:o="urn:schemas-microsoft-com:office:office" xmlns:r="http://schemas.openxmlformats.org/officeDocument/2006/relationships" xmlns:m="http://schemas.openxmlformats.org/officeDocument/2006/math" xmlns:v="urn:schemas-microsoft-com:vml" xmlns:wp14="http://schemas.microsoft.com/office/word/2010/wordprocessingDrawing" xmlns:wp="http://schemas.openxmlformats.org/drawingml/2006/wordprocessingDrawing" xmlns:w10="urn:schemas-microsoft-com:office:word" xmlns:w="http://schemas.openxmlformats.org/wordprocessingml/2006/main" xmlns:w14="http://schemas.microsoft.com/office/word/2010/wordml" xmlns:w15="http://schemas.microsoft.com/office/word/2012/wordml" xmlns:w16cex="http://schemas.microsoft.com/office/word/2018/wordml/cex" xmlns:w16cid="http://schemas.microsoft.com/office/word/2016/wordml/cid" xmlns:w16="http://schemas.microsoft.com/office/word/2018/wordml" xmlns:w16sdtdh="http://schemas.microsoft.com/office/word/2020/wordml/sdtdatahash" xmlns:w16se="http://schemas.microsoft.com/office/word/2015/wordml/symex" xmlns:wpg="http://schemas.microsoft.com/office/word/2010/wordprocessingGroup" xmlns:wpi="http://schemas.microsoft.com/office/word/2010/wordprocessingInk" xmlns:wne="http://schemas.microsoft.com/office/word/2006/wordml" xmlns:wps="http://schemas.microsoft.com/office/word/2010/wordprocessingShape" mc:Ignorable="w14 w15 w16se w16cid w16 w16cex w16sdtdh wp14">
+<w:endnotes xmlns:wpc="http://schemas.microsoft.com/office/word/2010/wordprocessingCanvas" xmlns:cx="http://schemas.microsoft.com/office/drawing/2014/chartex" xmlns:cx1="http://schemas.microsoft.com/office/drawing/2015/9/8/chartex" xmlns:cx2="http://schemas.microsoft.com/office/drawing/2015/10/21/chartex" xmlns:cx3="http://schemas.microsoft.com/office/drawing/2016/5/9/chartex" xmlns:cx4="http://schemas.microsoft.com/office/drawing/2016/5/10/chartex" xmlns:cx5="http://schemas.microsoft.com/office/drawing/2016/5/11/chartex" xmlns:cx6="http://schemas.microsoft.com/office/drawing/2016/5/12/chartex" xmlns:cx7="http://schemas.microsoft.com/office/drawing/2016/5/13/chartex" xmlns:cx8="http://schemas.microsoft.com/office/drawing/2016/5/14/chartex" xmlns:mc="http://schemas.openxmlformats.org/markup-compatibility/2006" xmlns:aink="http://schemas.microsoft.com/office/drawing/2016/ink" xmlns:am3d="http://schemas.microsoft.com/office/drawing/2017/model3d" xmlns:o="urn:schemas-microsoft-com:office:office" xmlns:oel="http://schemas.microsoft.com/office/2019/extlst" xmlns:r="http://schemas.openxmlformats.org/officeDocument/2006/relationships" xmlns:m="http://schemas.openxmlformats.org/officeDocument/2006/math" xmlns:v="urn:schemas-microsoft-com:vml" xmlns:wp14="http://schemas.microsoft.com/office/word/2010/wordprocessingDrawing" xmlns:wp="http://schemas.openxmlformats.org/drawingml/2006/wordprocessingDrawing" xmlns:w10="urn:schemas-microsoft-com:office:word" xmlns:w="http://schemas.openxmlformats.org/wordprocessingml/2006/main" xmlns:w14="http://schemas.microsoft.com/office/word/2010/wordml" xmlns:w15="http://schemas.microsoft.com/office/word/2012/wordml" xmlns:w16cex="http://schemas.microsoft.com/office/word/2018/wordml/cex" xmlns:w16cid="http://schemas.microsoft.com/office/word/2016/wordml/cid" xmlns:w16="http://schemas.microsoft.com/office/word/2018/wordml" xmlns:w16du="http://schemas.microsoft.com/office/word/2023/wordml/word16du" xmlns:w16sdtdh="http://schemas.microsoft.com/office/word/2020/wordml/sdtdatahash" xmlns:w16sdtfl="http://schemas.microsoft.com/office/word/2024/wordml/sdtformatlock" xmlns:w16se="http://schemas.microsoft.com/office/word/2015/wordml/symex" xmlns:wpg="http://schemas.microsoft.com/office/word/2010/wordprocessingGroup" xmlns:wpi="http://schemas.microsoft.com/office/word/2010/wordprocessingInk" xmlns:wne="http://schemas.microsoft.com/office/word/2006/wordml" xmlns:wps="http://schemas.microsoft.com/office/word/2010/wordprocessingShape" mc:Ignorable="w14 w15 w16se w16cid w16 w16cex w16sdtdh w16sdtfl w16du wp14">
   <w:endnote w:type="separator" w:id="-1">
     <w:p>
       <w:r>
@@ -1672,7 +1510,7 @@
 </file>
 
 <file path=word/footnotes.xml><?xml version="1.0" encoding="utf-8"?>
-<w:footnotes xmlns:wpc="http://schemas.microsoft.com/office/word/2010/wordprocessingCanvas" xmlns:cx="http://schemas.microsoft.com/office/drawing/2014/chartex" xmlns:cx1="http://schemas.microsoft.com/office/drawing/2015/9/8/chartex" xmlns:cx2="http://schemas.microsoft.com/office/drawing/2015/10/21/chartex" xmlns:cx3="http://schemas.microsoft.com/office/drawing/2016/5/9/chartex" xmlns:cx4="http://schemas.microsoft.com/office/drawing/2016/5/10/chartex" xmlns:cx5="http://schemas.microsoft.com/office/drawing/2016/5/11/chartex" xmlns:cx6="http://schemas.microsoft.com/office/drawing/2016/5/12/chartex" xmlns:cx7="http://schemas.microsoft.com/office/drawing/2016/5/13/chartex" xmlns:cx8="http://schemas.microsoft.com/office/drawing/2016/5/14/chartex" xmlns:mc="http://schemas.openxmlformats.org/markup-compatibility/2006" xmlns:aink="http://schemas.microsoft.com/office/drawing/2016/ink" xmlns:am3d="http://schemas.microsoft.com/office/drawing/2017/model3d" xmlns:o="urn:schemas-microsoft-com:office:office" xmlns:r="http://schemas.openxmlformats.org/officeDocument/2006/relationships" xmlns:m="http://schemas.openxmlformats.org/officeDocument/2006/math" xmlns:v="urn:schemas-microsoft-com:vml" xmlns:wp14="http://schemas.microsoft.com/office/word/2010/wordprocessingDrawing" xmlns:wp="http://schemas.openxmlformats.org/drawingml/2006/wordprocessingDrawing" xmlns:w10="urn:schemas-microsoft-com:office:word" xmlns:w="http://schemas.openxmlformats.org/wordprocessingml/2006/main" xmlns:w14="http://schemas.microsoft.com/office/word/2010/wordml" xmlns:w15="http://schemas.microsoft.com/office/word/2012/wordml" xmlns:w16cex="http://schemas.microsoft.com/office/word/2018/wordml/cex" xmlns:w16cid="http://schemas.microsoft.com/office/word/2016/wordml/cid" xmlns:w16="http://schemas.microsoft.com/office/word/2018/wordml" xmlns:w16sdtdh="http://schemas.microsoft.com/office/word/2020/wordml/sdtdatahash" xmlns:w16se="http://schemas.microsoft.com/office/word/2015/wordml/symex" xmlns:wpg="http://schemas.microsoft.com/office/word/2010/wordprocessingGroup" xmlns:wpi="http://schemas.microsoft.com/office/word/2010/wordprocessingInk" xmlns:wne="http://schemas.microsoft.com/office/word/2006/wordml" xmlns:wps="http://schemas.microsoft.com/office/word/2010/wordprocessingShape" mc:Ignorable="w14 w15 w16se w16cid w16 w16cex w16sdtdh wp14">
+<w:footnotes xmlns:wpc="http://schemas.microsoft.com/office/word/2010/wordprocessingCanvas" xmlns:cx="http://schemas.microsoft.com/office/drawing/2014/chartex" xmlns:cx1="http://schemas.microsoft.com/office/drawing/2015/9/8/chartex" xmlns:cx2="http://schemas.microsoft.com/office/drawing/2015/10/21/chartex" xmlns:cx3="http://schemas.microsoft.com/office/drawing/2016/5/9/chartex" xmlns:cx4="http://schemas.microsoft.com/office/drawing/2016/5/10/chartex" xmlns:cx5="http://schemas.microsoft.com/office/drawing/2016/5/11/chartex" xmlns:cx6="http://schemas.microsoft.com/office/drawing/2016/5/12/chartex" xmlns:cx7="http://schemas.microsoft.com/office/drawing/2016/5/13/chartex" xmlns:cx8="http://schemas.microsoft.com/office/drawing/2016/5/14/chartex" xmlns:mc="http://schemas.openxmlformats.org/markup-compatibility/2006" xmlns:aink="http://schemas.microsoft.com/office/drawing/2016/ink" xmlns:am3d="http://schemas.microsoft.com/office/drawing/2017/model3d" xmlns:o="urn:schemas-microsoft-com:office:office" xmlns:oel="http://schemas.microsoft.com/office/2019/extlst" xmlns:r="http://schemas.openxmlformats.org/officeDocument/2006/relationships" xmlns:m="http://schemas.openxmlformats.org/officeDocument/2006/math" xmlns:v="urn:schemas-microsoft-com:vml" xmlns:wp14="http://schemas.microsoft.com/office/word/2010/wordprocessingDrawing" xmlns:wp="http://schemas.openxmlformats.org/drawingml/2006/wordprocessingDrawing" xmlns:w10="urn:schemas-microsoft-com:office:word" xmlns:w="http://schemas.openxmlformats.org/wordprocessingml/2006/main" xmlns:w14="http://schemas.microsoft.com/office/word/2010/wordml" xmlns:w15="http://schemas.microsoft.com/office/word/2012/wordml" xmlns:w16cex="http://schemas.microsoft.com/office/word/2018/wordml/cex" xmlns:w16cid="http://schemas.microsoft.com/office/word/2016/wordml/cid" xmlns:w16="http://schemas.microsoft.com/office/word/2018/wordml" xmlns:w16du="http://schemas.microsoft.com/office/word/2023/wordml/word16du" xmlns:w16sdtdh="http://schemas.microsoft.com/office/word/2020/wordml/sdtdatahash" xmlns:w16sdtfl="http://schemas.microsoft.com/office/word/2024/wordml/sdtformatlock" xmlns:w16se="http://schemas.microsoft.com/office/word/2015/wordml/symex" xmlns:wpg="http://schemas.microsoft.com/office/word/2010/wordprocessingGroup" xmlns:wpi="http://schemas.microsoft.com/office/word/2010/wordprocessingInk" xmlns:wne="http://schemas.microsoft.com/office/word/2006/wordml" xmlns:wps="http://schemas.microsoft.com/office/word/2010/wordprocessingShape" mc:Ignorable="w14 w15 w16se w16cid w16 w16cex w16sdtdh w16sdtfl w16du wp14">
   <w:footnote w:type="separator" w:id="-1">
     <w:p>
       <w:r>
@@ -1691,10 +1529,10 @@
 </file>
 
 <file path=word/header1.xml><?xml version="1.0" encoding="utf-8"?>
-<w:hdr xmlns:wpc="http://schemas.microsoft.com/office/word/2010/wordprocessingCanvas" xmlns:cx="http://schemas.microsoft.com/office/drawing/2014/chartex" xmlns:cx1="http://schemas.microsoft.com/office/drawing/2015/9/8/chartex" xmlns:cx2="http://schemas.microsoft.com/office/drawing/2015/10/21/chartex" xmlns:cx3="http://schemas.microsoft.com/office/drawing/2016/5/9/chartex" xmlns:cx4="http://schemas.microsoft.com/office/drawing/2016/5/10/chartex" xmlns:cx5="http://schemas.microsoft.com/office/drawing/2016/5/11/chartex" xmlns:cx6="http://schemas.microsoft.com/office/drawing/2016/5/12/chartex" xmlns:cx7="http://schemas.microsoft.com/office/drawing/2016/5/13/chartex" xmlns:cx8="http://schemas.microsoft.com/office/drawing/2016/5/14/chartex" xmlns:mc="http://schemas.openxmlformats.org/markup-compatibility/2006" xmlns:aink="http://schemas.microsoft.com/office/drawing/2016/ink" xmlns:am3d="http://schemas.microsoft.com/office/drawing/2017/model3d" xmlns:o="urn:schemas-microsoft-com:office:office" xmlns:r="http://schemas.openxmlformats.org/officeDocument/2006/relationships" xmlns:m="http://schemas.openxmlformats.org/officeDocument/2006/math" xmlns:v="urn:schemas-microsoft-com:vml" xmlns:wp14="http://schemas.microsoft.com/office/word/2010/wordprocessingDrawing" xmlns:wp="http://schemas.openxmlformats.org/drawingml/2006/wordprocessingDrawing" xmlns:w10="urn:schemas-microsoft-com:office:word" xmlns:w="http://schemas.openxmlformats.org/wordprocessingml/2006/main" xmlns:w14="http://schemas.microsoft.com/office/word/2010/wordml" xmlns:w15="http://schemas.microsoft.com/office/word/2012/wordml" xmlns:w16cex="http://schemas.microsoft.com/office/word/2018/wordml/cex" xmlns:w16cid="http://schemas.microsoft.com/office/word/2016/wordml/cid" xmlns:w16="http://schemas.microsoft.com/office/word/2018/wordml" xmlns:w16sdtdh="http://schemas.microsoft.com/office/word/2020/wordml/sdtdatahash" xmlns:w16se="http://schemas.microsoft.com/office/word/2015/wordml/symex" xmlns:wpg="http://schemas.microsoft.com/office/word/2010/wordprocessingGroup" xmlns:wpi="http://schemas.microsoft.com/office/word/2010/wordprocessingInk" xmlns:wne="http://schemas.microsoft.com/office/word/2006/wordml" xmlns:wps="http://schemas.microsoft.com/office/word/2010/wordprocessingShape" xmlns:a="http://schemas.openxmlformats.org/drawingml/2006/main" xmlns:pic="http://schemas.openxmlformats.org/drawingml/2006/picture" mc:Ignorable="w14 w15 w16se w16cid w16 w16cex w16sdtdh wp14">
+<w:hdr xmlns:wpc="http://schemas.microsoft.com/office/word/2010/wordprocessingCanvas" xmlns:cx="http://schemas.microsoft.com/office/drawing/2014/chartex" xmlns:cx1="http://schemas.microsoft.com/office/drawing/2015/9/8/chartex" xmlns:cx2="http://schemas.microsoft.com/office/drawing/2015/10/21/chartex" xmlns:cx3="http://schemas.microsoft.com/office/drawing/2016/5/9/chartex" xmlns:cx4="http://schemas.microsoft.com/office/drawing/2016/5/10/chartex" xmlns:cx5="http://schemas.microsoft.com/office/drawing/2016/5/11/chartex" xmlns:cx6="http://schemas.microsoft.com/office/drawing/2016/5/12/chartex" xmlns:cx7="http://schemas.microsoft.com/office/drawing/2016/5/13/chartex" xmlns:cx8="http://schemas.microsoft.com/office/drawing/2016/5/14/chartex" xmlns:mc="http://schemas.openxmlformats.org/markup-compatibility/2006" xmlns:aink="http://schemas.microsoft.com/office/drawing/2016/ink" xmlns:am3d="http://schemas.microsoft.com/office/drawing/2017/model3d" xmlns:o="urn:schemas-microsoft-com:office:office" xmlns:oel="http://schemas.microsoft.com/office/2019/extlst" xmlns:r="http://schemas.openxmlformats.org/officeDocument/2006/relationships" xmlns:m="http://schemas.openxmlformats.org/officeDocument/2006/math" xmlns:v="urn:schemas-microsoft-com:vml" xmlns:wp14="http://schemas.microsoft.com/office/word/2010/wordprocessingDrawing" xmlns:wp="http://schemas.openxmlformats.org/drawingml/2006/wordprocessingDrawing" xmlns:w10="urn:schemas-microsoft-com:office:word" xmlns:w="http://schemas.openxmlformats.org/wordprocessingml/2006/main" xmlns:w14="http://schemas.microsoft.com/office/word/2010/wordml" xmlns:w15="http://schemas.microsoft.com/office/word/2012/wordml" xmlns:w16cex="http://schemas.microsoft.com/office/word/2018/wordml/cex" xmlns:w16cid="http://schemas.microsoft.com/office/word/2016/wordml/cid" xmlns:w16="http://schemas.microsoft.com/office/word/2018/wordml" xmlns:w16du="http://schemas.microsoft.com/office/word/2023/wordml/word16du" xmlns:w16sdtdh="http://schemas.microsoft.com/office/word/2020/wordml/sdtdatahash" xmlns:w16sdtfl="http://schemas.microsoft.com/office/word/2024/wordml/sdtformatlock" xmlns:w16se="http://schemas.microsoft.com/office/word/2015/wordml/symex" xmlns:wpg="http://schemas.microsoft.com/office/word/2010/wordprocessingGroup" xmlns:wpi="http://schemas.microsoft.com/office/word/2010/wordprocessingInk" xmlns:wne="http://schemas.microsoft.com/office/word/2006/wordml" xmlns:wps="http://schemas.microsoft.com/office/word/2010/wordprocessingShape" xmlns:a="http://schemas.openxmlformats.org/drawingml/2006/main" xmlns:pic="http://schemas.openxmlformats.org/drawingml/2006/picture" mc:Ignorable="w14 w15 w16se w16cid w16 w16cex w16sdtdh w16sdtfl w16du wp14">
   <w:p>
     <w:pPr>
-      <w:pStyle w:val="Header"/>
+      <w:pStyle w:val="Cabealho"/>
       <w:rPr>
         <w:b/>
         <w:bCs/>
@@ -1703,7 +1541,7 @@
   </w:p>
   <w:p>
     <w:pPr>
-      <w:pStyle w:val="Header"/>
+      <w:pStyle w:val="Cabealho"/>
       <w:jc w:val="center"/>
       <w:rPr>
         <w:b/>
@@ -1760,7 +1598,7 @@
   </w:p>
   <w:p>
     <w:pPr>
-      <w:pStyle w:val="Header"/>
+      <w:pStyle w:val="Cabealho"/>
       <w:jc w:val="center"/>
       <w:rPr>
         <w:rFonts w:ascii="Times New Roman" w:hAnsi="Times New Roman" w:eastAsia="Times New Roman" w:cs="Times New Roman"/>
@@ -1783,7 +1621,7 @@
   </w:p>
   <w:p>
     <w:pPr>
-      <w:pStyle w:val="Header"/>
+      <w:pStyle w:val="Cabealho"/>
       <w:jc w:val="center"/>
       <w:rPr>
         <w:rFonts w:ascii="Times New Roman" w:hAnsi="Times New Roman" w:eastAsia="Times New Roman" w:cs="Times New Roman"/>
@@ -1806,7 +1644,7 @@
   </w:p>
   <w:p>
     <w:pPr>
-      <w:pStyle w:val="Header"/>
+      <w:pStyle w:val="Cabealho"/>
       <w:jc w:val="center"/>
       <w:rPr>
         <w:rFonts w:ascii="Times New Roman" w:hAnsi="Times New Roman" w:eastAsia="Times New Roman" w:cs="Times New Roman"/>
@@ -1825,7 +1663,7 @@
   </w:p>
   <w:p>
     <w:pPr>
-      <w:pStyle w:val="Header"/>
+      <w:pStyle w:val="Cabealho"/>
       <w:jc w:val="center"/>
       <w:rPr>
         <w:rFonts w:ascii="Times New Roman" w:hAnsi="Times New Roman" w:eastAsia="Times New Roman" w:cs="Times New Roman"/>
@@ -1844,7 +1682,7 @@
   </w:p>
   <w:p>
     <w:pPr>
-      <w:pStyle w:val="Header"/>
+      <w:pStyle w:val="Cabealho"/>
       <w:jc w:val="center"/>
     </w:pPr>
     <w:r>
@@ -1858,17 +1696,17 @@
   </w:p>
   <w:p>
     <w:pPr>
-      <w:pStyle w:val="Header"/>
+      <w:pStyle w:val="Cabealho"/>
     </w:pPr>
   </w:p>
 </w:hdr>
 </file>
 
 <file path=word/header2.xml><?xml version="1.0" encoding="utf-8"?>
-<w:hdr xmlns:wpc="http://schemas.microsoft.com/office/word/2010/wordprocessingCanvas" xmlns:cx="http://schemas.microsoft.com/office/drawing/2014/chartex" xmlns:cx1="http://schemas.microsoft.com/office/drawing/2015/9/8/chartex" xmlns:cx2="http://schemas.microsoft.com/office/drawing/2015/10/21/chartex" xmlns:cx3="http://schemas.microsoft.com/office/drawing/2016/5/9/chartex" xmlns:cx4="http://schemas.microsoft.com/office/drawing/2016/5/10/chartex" xmlns:cx5="http://schemas.microsoft.com/office/drawing/2016/5/11/chartex" xmlns:cx6="http://schemas.microsoft.com/office/drawing/2016/5/12/chartex" xmlns:cx7="http://schemas.microsoft.com/office/drawing/2016/5/13/chartex" xmlns:cx8="http://schemas.microsoft.com/office/drawing/2016/5/14/chartex" xmlns:mc="http://schemas.openxmlformats.org/markup-compatibility/2006" xmlns:aink="http://schemas.microsoft.com/office/drawing/2016/ink" xmlns:am3d="http://schemas.microsoft.com/office/drawing/2017/model3d" xmlns:o="urn:schemas-microsoft-com:office:office" xmlns:r="http://schemas.openxmlformats.org/officeDocument/2006/relationships" xmlns:m="http://schemas.openxmlformats.org/officeDocument/2006/math" xmlns:v="urn:schemas-microsoft-com:vml" xmlns:wp14="http://schemas.microsoft.com/office/word/2010/wordprocessingDrawing" xmlns:wp="http://schemas.openxmlformats.org/drawingml/2006/wordprocessingDrawing" xmlns:w10="urn:schemas-microsoft-com:office:word" xmlns:w="http://schemas.openxmlformats.org/wordprocessingml/2006/main" xmlns:w14="http://schemas.microsoft.com/office/word/2010/wordml" xmlns:w15="http://schemas.microsoft.com/office/word/2012/wordml" xmlns:w16cex="http://schemas.microsoft.com/office/word/2018/wordml/cex" xmlns:w16cid="http://schemas.microsoft.com/office/word/2016/wordml/cid" xmlns:w16="http://schemas.microsoft.com/office/word/2018/wordml" xmlns:w16sdtdh="http://schemas.microsoft.com/office/word/2020/wordml/sdtdatahash" xmlns:w16se="http://schemas.microsoft.com/office/word/2015/wordml/symex" xmlns:wpg="http://schemas.microsoft.com/office/word/2010/wordprocessingGroup" xmlns:wpi="http://schemas.microsoft.com/office/word/2010/wordprocessingInk" xmlns:wne="http://schemas.microsoft.com/office/word/2006/wordml" xmlns:wps="http://schemas.microsoft.com/office/word/2010/wordprocessingShape" xmlns:a="http://schemas.openxmlformats.org/drawingml/2006/main" xmlns:pic="http://schemas.openxmlformats.org/drawingml/2006/picture" mc:Ignorable="w14 w15 w16se w16cid w16 w16cex w16sdtdh wp14">
+<w:hdr xmlns:wpc="http://schemas.microsoft.com/office/word/2010/wordprocessingCanvas" xmlns:cx="http://schemas.microsoft.com/office/drawing/2014/chartex" xmlns:cx1="http://schemas.microsoft.com/office/drawing/2015/9/8/chartex" xmlns:cx2="http://schemas.microsoft.com/office/drawing/2015/10/21/chartex" xmlns:cx3="http://schemas.microsoft.com/office/drawing/2016/5/9/chartex" xmlns:cx4="http://schemas.microsoft.com/office/drawing/2016/5/10/chartex" xmlns:cx5="http://schemas.microsoft.com/office/drawing/2016/5/11/chartex" xmlns:cx6="http://schemas.microsoft.com/office/drawing/2016/5/12/chartex" xmlns:cx7="http://schemas.microsoft.com/office/drawing/2016/5/13/chartex" xmlns:cx8="http://schemas.microsoft.com/office/drawing/2016/5/14/chartex" xmlns:mc="http://schemas.openxmlformats.org/markup-compatibility/2006" xmlns:aink="http://schemas.microsoft.com/office/drawing/2016/ink" xmlns:am3d="http://schemas.microsoft.com/office/drawing/2017/model3d" xmlns:o="urn:schemas-microsoft-com:office:office" xmlns:oel="http://schemas.microsoft.com/office/2019/extlst" xmlns:r="http://schemas.openxmlformats.org/officeDocument/2006/relationships" xmlns:m="http://schemas.openxmlformats.org/officeDocument/2006/math" xmlns:v="urn:schemas-microsoft-com:vml" xmlns:wp14="http://schemas.microsoft.com/office/word/2010/wordprocessingDrawing" xmlns:wp="http://schemas.openxmlformats.org/drawingml/2006/wordprocessingDrawing" xmlns:w10="urn:schemas-microsoft-com:office:word" xmlns:w="http://schemas.openxmlformats.org/wordprocessingml/2006/main" xmlns:w14="http://schemas.microsoft.com/office/word/2010/wordml" xmlns:w15="http://schemas.microsoft.com/office/word/2012/wordml" xmlns:w16cex="http://schemas.microsoft.com/office/word/2018/wordml/cex" xmlns:w16cid="http://schemas.microsoft.com/office/word/2016/wordml/cid" xmlns:w16="http://schemas.microsoft.com/office/word/2018/wordml" xmlns:w16du="http://schemas.microsoft.com/office/word/2023/wordml/word16du" xmlns:w16sdtdh="http://schemas.microsoft.com/office/word/2020/wordml/sdtdatahash" xmlns:w16sdtfl="http://schemas.microsoft.com/office/word/2024/wordml/sdtformatlock" xmlns:w16se="http://schemas.microsoft.com/office/word/2015/wordml/symex" xmlns:wpg="http://schemas.microsoft.com/office/word/2010/wordprocessingGroup" xmlns:wpi="http://schemas.microsoft.com/office/word/2010/wordprocessingInk" xmlns:wne="http://schemas.microsoft.com/office/word/2006/wordml" xmlns:wps="http://schemas.microsoft.com/office/word/2010/wordprocessingShape" xmlns:a="http://schemas.openxmlformats.org/drawingml/2006/main" xmlns:pic="http://schemas.openxmlformats.org/drawingml/2006/picture" mc:Ignorable="w14 w15 w16se w16cid w16 w16cex w16sdtdh w16sdtfl w16du wp14">
   <w:p>
     <w:pPr>
-      <w:pStyle w:val="Header"/>
+      <w:pStyle w:val="Cabealho"/>
       <w:rPr>
         <w:b/>
         <w:bCs/>
@@ -1877,7 +1715,7 @@
   </w:p>
   <w:p>
     <w:pPr>
-      <w:pStyle w:val="Header"/>
+      <w:pStyle w:val="Cabealho"/>
       <w:jc w:val="center"/>
       <w:rPr>
         <w:b/>
@@ -1934,7 +1772,7 @@
   </w:p>
   <w:p>
     <w:pPr>
-      <w:pStyle w:val="Header"/>
+      <w:pStyle w:val="Cabealho"/>
       <w:jc w:val="center"/>
       <w:rPr>
         <w:rFonts w:ascii="Times New Roman" w:hAnsi="Times New Roman" w:eastAsia="Times New Roman" w:cs="Times New Roman"/>
@@ -1952,52 +1790,12 @@
         <w:sz w:val="24"/>
         <w:szCs w:val="24"/>
       </w:rPr>
-      <w:t>CART</w:t>
-    </w:r>
-    <w:r>
-      <w:rPr>
-        <w:rFonts w:ascii="Times New Roman" w:hAnsi="Times New Roman"/>
-        <w:b/>
-        <w:bCs/>
-        <w:sz w:val="24"/>
-        <w:szCs w:val="24"/>
-      </w:rPr>
-      <w:t>Ó</w:t>
-    </w:r>
-    <w:r>
-      <w:rPr>
-        <w:rFonts w:ascii="Times New Roman" w:hAnsi="Times New Roman"/>
-        <w:b/>
-        <w:bCs/>
-        <w:sz w:val="24"/>
-        <w:szCs w:val="24"/>
-      </w:rPr>
-      <w:t>RIO DE REGISTRO DE IM</w:t>
-    </w:r>
-    <w:r>
-      <w:rPr>
-        <w:rFonts w:ascii="Times New Roman" w:hAnsi="Times New Roman"/>
-        <w:b/>
-        <w:bCs/>
-        <w:sz w:val="24"/>
-        <w:szCs w:val="24"/>
-      </w:rPr>
-      <w:t>Ó</w:t>
-    </w:r>
-    <w:r>
-      <w:rPr>
-        <w:rFonts w:ascii="Times New Roman" w:hAnsi="Times New Roman"/>
-        <w:b/>
-        <w:bCs/>
-        <w:sz w:val="24"/>
-        <w:szCs w:val="24"/>
-      </w:rPr>
-      <w:t>VEIS</w:t>
+      <w:t>CARTÓRIO DE REGISTRO DE IMÓVEIS</w:t>
     </w:r>
   </w:p>
   <w:p>
     <w:pPr>
-      <w:pStyle w:val="Header"/>
+      <w:pStyle w:val="Cabealho"/>
       <w:jc w:val="center"/>
       <w:rPr>
         <w:rFonts w:ascii="Times New Roman" w:hAnsi="Times New Roman" w:eastAsia="Times New Roman" w:cs="Times New Roman"/>
@@ -2015,52 +1813,12 @@
         <w:sz w:val="24"/>
         <w:szCs w:val="24"/>
       </w:rPr>
-      <w:t>PRIMEIRA CIRCUNSCRI</w:t>
-    </w:r>
-    <w:r>
-      <w:rPr>
-        <w:rFonts w:ascii="Times New Roman" w:hAnsi="Times New Roman"/>
-        <w:b/>
-        <w:bCs/>
-        <w:sz w:val="24"/>
-        <w:szCs w:val="24"/>
-      </w:rPr>
-      <w:t>ÇÃ</w:t>
-    </w:r>
-    <w:r>
-      <w:rPr>
-        <w:rFonts w:ascii="Times New Roman" w:hAnsi="Times New Roman"/>
-        <w:b/>
-        <w:bCs/>
-        <w:sz w:val="24"/>
-        <w:szCs w:val="24"/>
-      </w:rPr>
-      <w:t>O DA COMARCA DE AN</w:t>
-    </w:r>
-    <w:r>
-      <w:rPr>
-        <w:rFonts w:ascii="Times New Roman" w:hAnsi="Times New Roman"/>
-        <w:b/>
-        <w:bCs/>
-        <w:sz w:val="24"/>
-        <w:szCs w:val="24"/>
-      </w:rPr>
-      <w:t>Á</w:t>
-    </w:r>
-    <w:r>
-      <w:rPr>
-        <w:rFonts w:ascii="Times New Roman" w:hAnsi="Times New Roman"/>
-        <w:b/>
-        <w:bCs/>
-        <w:sz w:val="24"/>
-        <w:szCs w:val="24"/>
-      </w:rPr>
-      <w:t>POLIS/GO</w:t>
+      <w:t>PRIMEIRA CIRCUNSCRIÇÃO DA COMARCA DE ANÁPOLIS/GO</w:t>
     </w:r>
   </w:p>
   <w:p>
     <w:pPr>
-      <w:pStyle w:val="Header"/>
+      <w:pStyle w:val="Cabealho"/>
       <w:jc w:val="center"/>
       <w:rPr>
         <w:rFonts w:ascii="Times New Roman" w:hAnsi="Times New Roman" w:eastAsia="Times New Roman" w:cs="Times New Roman"/>
@@ -2074,76 +1832,12 @@
         <w:sz w:val="24"/>
         <w:szCs w:val="24"/>
       </w:rPr>
-      <w:t>Avenida Universit</w:t>
-    </w:r>
-    <w:r>
-      <w:rPr>
-        <w:rFonts w:ascii="Times New Roman" w:hAnsi="Times New Roman"/>
-        <w:sz w:val="24"/>
-        <w:szCs w:val="24"/>
-      </w:rPr>
-      <w:t>á</w:t>
-    </w:r>
-    <w:r>
-      <w:rPr>
-        <w:rFonts w:ascii="Times New Roman" w:hAnsi="Times New Roman"/>
-        <w:sz w:val="24"/>
-        <w:szCs w:val="24"/>
-      </w:rPr>
-      <w:t>ria n</w:t>
-    </w:r>
-    <w:r>
-      <w:rPr>
-        <w:rFonts w:ascii="Times New Roman" w:hAnsi="Times New Roman"/>
-        <w:sz w:val="24"/>
-        <w:szCs w:val="24"/>
-      </w:rPr>
-      <w:t xml:space="preserve">º </w:t>
-    </w:r>
-    <w:r>
-      <w:rPr>
-        <w:rFonts w:ascii="Times New Roman" w:hAnsi="Times New Roman"/>
-        <w:sz w:val="24"/>
-        <w:szCs w:val="24"/>
-      </w:rPr>
-      <w:t>2.221, Anashopping, LUC n</w:t>
-    </w:r>
-    <w:r>
-      <w:rPr>
-        <w:rFonts w:ascii="Times New Roman" w:hAnsi="Times New Roman"/>
-        <w:sz w:val="24"/>
-        <w:szCs w:val="24"/>
-      </w:rPr>
-      <w:t xml:space="preserve">º </w:t>
-    </w:r>
-    <w:r>
-      <w:rPr>
-        <w:rFonts w:ascii="Times New Roman" w:hAnsi="Times New Roman"/>
-        <w:sz w:val="24"/>
-        <w:szCs w:val="24"/>
-      </w:rPr>
-      <w:t>100, An</w:t>
-    </w:r>
-    <w:r>
-      <w:rPr>
-        <w:rFonts w:ascii="Times New Roman" w:hAnsi="Times New Roman"/>
-        <w:sz w:val="24"/>
-        <w:szCs w:val="24"/>
-      </w:rPr>
-      <w:t>á</w:t>
-    </w:r>
-    <w:r>
-      <w:rPr>
-        <w:rFonts w:ascii="Times New Roman" w:hAnsi="Times New Roman"/>
-        <w:sz w:val="24"/>
-        <w:szCs w:val="24"/>
-      </w:rPr>
-      <w:t>polis/GO - Cep: 75.083-350</w:t>
+      <w:t>Avenida Universitária nº 2.221, Anashopping, LUC nº 100, Anápolis/GO - Cep: 75.083-350</w:t>
     </w:r>
   </w:p>
   <w:p>
     <w:pPr>
-      <w:pStyle w:val="Header"/>
+      <w:pStyle w:val="Cabealho"/>
       <w:jc w:val="center"/>
       <w:rPr>
         <w:rFonts w:ascii="Times New Roman" w:hAnsi="Times New Roman" w:eastAsia="Times New Roman" w:cs="Times New Roman"/>
@@ -2162,7 +1856,7 @@
   </w:p>
   <w:p>
     <w:pPr>
-      <w:pStyle w:val="Header"/>
+      <w:pStyle w:val="Cabealho"/>
       <w:jc w:val="center"/>
     </w:pPr>
     <w:r>
@@ -2178,7 +1872,7 @@
 </file>
 
 <file path=word/styles.xml><?xml version="1.0" encoding="utf-8"?>
-<w:styles xmlns:mc="http://schemas.openxmlformats.org/markup-compatibility/2006" xmlns:r="http://schemas.openxmlformats.org/officeDocument/2006/relationships" xmlns:w="http://schemas.openxmlformats.org/wordprocessingml/2006/main" xmlns:w14="http://schemas.microsoft.com/office/word/2010/wordml" xmlns:w15="http://schemas.microsoft.com/office/word/2012/wordml" xmlns:w16cex="http://schemas.microsoft.com/office/word/2018/wordml/cex" xmlns:w16cid="http://schemas.microsoft.com/office/word/2016/wordml/cid" xmlns:w16="http://schemas.microsoft.com/office/word/2018/wordml" xmlns:w16sdtdh="http://schemas.microsoft.com/office/word/2020/wordml/sdtdatahash" xmlns:w16se="http://schemas.microsoft.com/office/word/2015/wordml/symex" mc:Ignorable="w14 w15 w16se w16cid w16 w16cex w16sdtdh">
+<w:styles xmlns:mc="http://schemas.openxmlformats.org/markup-compatibility/2006" xmlns:r="http://schemas.openxmlformats.org/officeDocument/2006/relationships" xmlns:w="http://schemas.openxmlformats.org/wordprocessingml/2006/main" xmlns:w14="http://schemas.microsoft.com/office/word/2010/wordml" xmlns:w15="http://schemas.microsoft.com/office/word/2012/wordml" xmlns:w16cex="http://schemas.microsoft.com/office/word/2018/wordml/cex" xmlns:w16cid="http://schemas.microsoft.com/office/word/2016/wordml/cid" xmlns:w16="http://schemas.microsoft.com/office/word/2018/wordml" xmlns:w16du="http://schemas.microsoft.com/office/word/2023/wordml/word16du" xmlns:w16sdtdh="http://schemas.microsoft.com/office/word/2020/wordml/sdtdatahash" xmlns:w16sdtfl="http://schemas.microsoft.com/office/word/2024/wordml/sdtformatlock" xmlns:w16se="http://schemas.microsoft.com/office/word/2015/wordml/symex" mc:Ignorable="w14 w15 w16se w16cid w16 w16cex w16sdtdh w16sdtfl w16du">
   <w:docDefaults>
     <w:rPrDefault>
       <w:rPr>
@@ -2586,13 +2280,13 @@
       <w:szCs w:val="24"/>
     </w:rPr>
   </w:style>
-  <w:style w:type="character" w:styleId="DefaultParagraphFont" w:default="1">
+  <w:style w:type="character" w:styleId="Fontepargpadro" w:default="1">
     <w:name w:val="Default Paragraph Font"/>
     <w:uiPriority w:val="1"/>
     <w:semiHidden/>
     <w:unhideWhenUsed/>
   </w:style>
-  <w:style w:type="table" w:styleId="TableNormal" w:default="1">
+  <w:style w:type="table" w:styleId="Tabelanormal" w:default="1">
     <w:name w:val="Normal Table"/>
     <w:uiPriority w:val="99"/>
     <w:semiHidden/>
@@ -2607,7 +2301,7 @@
       </w:tblCellMar>
     </w:tblPr>
   </w:style>
-  <w:style w:type="numbering" w:styleId="NoList" w:default="1">
+  <w:style w:type="numbering" w:styleId="Semlista" w:default="1">
     <w:name w:val="No List"/>
     <w:uiPriority w:val="99"/>
     <w:semiHidden/>
@@ -2619,9 +2313,9 @@
       <w:u w:val="single"/>
     </w:rPr>
   </w:style>
-  <w:style w:type="paragraph" w:styleId="Header">
+  <w:style w:type="paragraph" w:styleId="Cabealho">
     <w:name w:val="header"/>
-    <w:link w:val="HeaderChar"/>
+    <w:link w:val="CabealhoChar"/>
     <w:pPr>
       <w:tabs>
         <w:tab w:val="center" w:pos="4252"/>
@@ -2676,10 +2370,10 @@
       </w14:textOutline>
     </w:rPr>
   </w:style>
-  <w:style w:type="paragraph" w:styleId="Footer">
+  <w:style w:type="paragraph" w:styleId="Rodap">
     <w:name w:val="footer"/>
     <w:basedOn w:val="Normal"/>
-    <w:link w:val="FooterChar"/>
+    <w:link w:val="RodapChar"/>
     <w:uiPriority w:val="99"/>
     <w:unhideWhenUsed/>
     <w:rsid w:val="00F1026A"/>
@@ -2690,10 +2384,10 @@
       </w:tabs>
     </w:pPr>
   </w:style>
-  <w:style w:type="character" w:styleId="FooterChar" w:customStyle="1">
-    <w:name w:val="Footer Char"/>
-    <w:basedOn w:val="DefaultParagraphFont"/>
-    <w:link w:val="Footer"/>
+  <w:style w:type="character" w:styleId="RodapChar" w:customStyle="1">
+    <w:name w:val="Rodapé Char"/>
+    <w:basedOn w:val="Fontepargpadro"/>
+    <w:link w:val="Rodap"/>
     <w:uiPriority w:val="99"/>
     <w:rsid w:val="00F1026A"/>
     <w:rPr>
@@ -2701,10 +2395,10 @@
       <w:szCs w:val="24"/>
     </w:rPr>
   </w:style>
-  <w:style w:type="character" w:styleId="HeaderChar" w:customStyle="1">
-    <w:name w:val="Header Char"/>
-    <w:basedOn w:val="DefaultParagraphFont"/>
-    <w:link w:val="Header"/>
+  <w:style w:type="character" w:styleId="CabealhoChar" w:customStyle="1">
+    <w:name w:val="Cabeçalho Char"/>
+    <w:basedOn w:val="Fontepargpadro"/>
+    <w:link w:val="Cabealho"/>
     <w:rsid w:val="00F1026A"/>
     <w:rPr>
       <w:rFonts w:ascii="Calibri" w:hAnsi="Calibri" w:cs="Arial Unicode MS"/>
